--- a/big-data/lab05/lab05.docx
+++ b/big-data/lab05/lab05.docx
@@ -1,6 +1,6 @@
 
 <file path=word/document.xml><?xml version="1.0" encoding="utf-8"?>
-<w:document xmlns:wpc="http://schemas.microsoft.com/office/word/2010/wordprocessingCanvas" xmlns:cx="http://schemas.microsoft.com/office/drawing/2014/chartex" xmlns:cx1="http://schemas.microsoft.com/office/drawing/2015/9/8/chartex" xmlns:cx2="http://schemas.microsoft.com/office/drawing/2015/10/21/chartex" xmlns:cx3="http://schemas.microsoft.com/office/drawing/2016/5/9/chartex" xmlns:cx4="http://schemas.microsoft.com/office/drawing/2016/5/10/chartex" xmlns:cx5="http://schemas.microsoft.com/office/drawing/2016/5/11/chartex" xmlns:cx6="http://schemas.microsoft.com/office/drawing/2016/5/12/chartex" xmlns:cx7="http://schemas.microsoft.com/office/drawing/2016/5/13/chartex" xmlns:cx8="http://schemas.microsoft.com/office/drawing/2016/5/14/chartex" xmlns:mc="http://schemas.openxmlformats.org/markup-compatibility/2006" xmlns:aink="http://schemas.microsoft.com/office/drawing/2016/ink" xmlns:am3d="http://schemas.microsoft.com/office/drawing/2017/model3d" xmlns:o="urn:schemas-microsoft-com:office:office" xmlns:oel="http://schemas.microsoft.com/office/2019/extlst" xmlns:r="http://schemas.openxmlformats.org/officeDocument/2006/relationships" xmlns:m="http://schemas.openxmlformats.org/officeDocument/2006/math" xmlns:v="urn:schemas-microsoft-com:vml" xmlns:wp14="http://schemas.microsoft.com/office/word/2010/wordprocessingDrawing" xmlns:wp="http://schemas.openxmlformats.org/drawingml/2006/wordprocessingDrawing" xmlns:w10="urn:schemas-microsoft-com:office:word" xmlns:w="http://schemas.openxmlformats.org/wordprocessingml/2006/main" xmlns:w14="http://schemas.microsoft.com/office/word/2010/wordml" xmlns:w15="http://schemas.microsoft.com/office/word/2012/wordml" xmlns:w16cex="http://schemas.microsoft.com/office/word/2018/wordml/cex" xmlns:w16cid="http://schemas.microsoft.com/office/word/2016/wordml/cid" xmlns:w16="http://schemas.microsoft.com/office/word/2018/wordml" xmlns:w16du="http://schemas.microsoft.com/office/word/2023/wordml/word16du" xmlns:w16sdtdh="http://schemas.microsoft.com/office/word/2020/wordml/sdtdatahash" xmlns:w16se="http://schemas.microsoft.com/office/word/2015/wordml/symex" xmlns:wpg="http://schemas.microsoft.com/office/word/2010/wordprocessingGroup" xmlns:wpi="http://schemas.microsoft.com/office/word/2010/wordprocessingInk" xmlns:wne="http://schemas.microsoft.com/office/word/2006/wordml" xmlns:wps="http://schemas.microsoft.com/office/word/2010/wordprocessingShape" mc:Ignorable="w14 w15 w16se w16cid w16 w16cex w16sdtdh w16du wp14">
+<w:document xmlns:wpc="http://schemas.microsoft.com/office/word/2010/wordprocessingCanvas" xmlns:cx="http://schemas.microsoft.com/office/drawing/2014/chartex" xmlns:cx1="http://schemas.microsoft.com/office/drawing/2015/9/8/chartex" xmlns:cx2="http://schemas.microsoft.com/office/drawing/2015/10/21/chartex" xmlns:cx3="http://schemas.microsoft.com/office/drawing/2016/5/9/chartex" xmlns:cx4="http://schemas.microsoft.com/office/drawing/2016/5/10/chartex" xmlns:cx5="http://schemas.microsoft.com/office/drawing/2016/5/11/chartex" xmlns:cx6="http://schemas.microsoft.com/office/drawing/2016/5/12/chartex" xmlns:cx7="http://schemas.microsoft.com/office/drawing/2016/5/13/chartex" xmlns:cx8="http://schemas.microsoft.com/office/drawing/2016/5/14/chartex" xmlns:mc="http://schemas.openxmlformats.org/markup-compatibility/2006" xmlns:aink="http://schemas.microsoft.com/office/drawing/2016/ink" xmlns:am3d="http://schemas.microsoft.com/office/drawing/2017/model3d" xmlns:o="urn:schemas-microsoft-com:office:office" xmlns:r="http://schemas.openxmlformats.org/officeDocument/2006/relationships" xmlns:m="http://schemas.openxmlformats.org/officeDocument/2006/math" xmlns:v="urn:schemas-microsoft-com:vml" xmlns:wp14="http://schemas.microsoft.com/office/word/2010/wordprocessingDrawing" xmlns:wp="http://schemas.openxmlformats.org/drawingml/2006/wordprocessingDrawing" xmlns:w10="urn:schemas-microsoft-com:office:word" xmlns:w="http://schemas.openxmlformats.org/wordprocessingml/2006/main" xmlns:w14="http://schemas.microsoft.com/office/word/2010/wordml" xmlns:w15="http://schemas.microsoft.com/office/word/2012/wordml" xmlns:w16cex="http://schemas.microsoft.com/office/word/2018/wordml/cex" xmlns:w16cid="http://schemas.microsoft.com/office/word/2016/wordml/cid" xmlns:w16="http://schemas.microsoft.com/office/word/2018/wordml" xmlns:w16sdtdh="http://schemas.microsoft.com/office/word/2020/wordml/sdtdatahash" xmlns:w16se="http://schemas.microsoft.com/office/word/2015/wordml/symex" xmlns:wpg="http://schemas.microsoft.com/office/word/2010/wordprocessingGroup" xmlns:wpi="http://schemas.microsoft.com/office/word/2010/wordprocessingInk" xmlns:wne="http://schemas.microsoft.com/office/word/2006/wordml" xmlns:wps="http://schemas.microsoft.com/office/word/2010/wordprocessingShape" mc:Ignorable="w14 w15 w16se w16cid w16 w16cex w16sdtdh wp14">
   <w:body>
     <w:p>
       <w:pPr>
@@ -412,7 +412,7 @@
     </w:tbl>
     <w:p>
       <w:pPr>
-        <w:pStyle w:val="BodyText"/>
+        <w:pStyle w:val="a5"/>
         <w:spacing w:before="0"/>
       </w:pPr>
     </w:p>
@@ -438,7 +438,7 @@
           </w:tcPr>
           <w:p>
             <w:pPr>
-              <w:pStyle w:val="BodyText"/>
+              <w:pStyle w:val="a5"/>
               <w:spacing w:before="960"/>
               <w:rPr>
                 <w:lang w:val="en-US"/>
@@ -469,7 +469,7 @@
           </w:tcPr>
           <w:p>
             <w:pPr>
-              <w:pStyle w:val="Heading1"/>
+              <w:pStyle w:val="1"/>
               <w:keepNext w:val="0"/>
               <w:spacing w:before="720" w:after="720"/>
               <w:rPr>
@@ -500,7 +500,7 @@
           </w:tcPr>
           <w:p>
             <w:pPr>
-              <w:pStyle w:val="Heading3"/>
+              <w:pStyle w:val="3"/>
               <w:keepNext w:val="0"/>
               <w:spacing w:before="120"/>
               <w:rPr>
@@ -532,7 +532,7 @@
           </w:tcPr>
           <w:p>
             <w:pPr>
-              <w:pStyle w:val="Heading3"/>
+              <w:pStyle w:val="3"/>
               <w:keepNext w:val="0"/>
               <w:spacing w:before="240"/>
               <w:rPr>
@@ -1137,12 +1137,12 @@
     <w:p>
       <w:pPr>
         <w:pStyle w:val="DIV2"/>
-        <w:rPr>
-          <w:lang w:val="en-US"/>
-        </w:rPr>
-      </w:pPr>
-      <w:r>
-        <w:t>Сравнительный ABC-анализ торговых точек (городов)</w:t>
+      </w:pPr>
+      <w:r>
+        <w:t>Сравнительный ABC-анализ городов</w:t>
+      </w:r>
+      <w:r>
+        <w:t xml:space="preserve"> по продажам</w:t>
       </w:r>
     </w:p>
     <w:p>
@@ -1236,7 +1236,16 @@
         <w:t>B</w:t>
       </w:r>
       <w:r>
-        <w:t xml:space="preserve"> было отнесено 60 городов. Полученное распределение представлено на рисунке 1.</w:t>
+        <w:t xml:space="preserve"> было отнесено 60 городов.</w:t>
+      </w:r>
+      <w:r>
+        <w:t xml:space="preserve"> </w:t>
+      </w:r>
+      <w:r>
+        <w:t>Результат подсчета</w:t>
+      </w:r>
+      <w:r>
+        <w:t xml:space="preserve"> представлен на рисунке 1.</w:t>
       </w:r>
     </w:p>
     <w:p>
@@ -1263,7 +1272,13 @@
         <w:t>A</w:t>
       </w:r>
       <w:r>
-        <w:t xml:space="preserve"> сформировалась на уровне 85. Результат работы данного метода представлен на рисунке 2.</w:t>
+        <w:t xml:space="preserve"> сформировалась на уровне 85</w:t>
+      </w:r>
+      <w:r>
+        <w:t>%, как видно</w:t>
+      </w:r>
+      <w:r>
+        <w:t xml:space="preserve"> на рисунке 2.</w:t>
       </w:r>
     </w:p>
     <w:p>
@@ -1290,7 +1305,25 @@
         <w:t>B</w:t>
       </w:r>
       <w:r>
-        <w:t xml:space="preserve"> как при классическом подходе, так и при использовании метода касательных. Результат пересечения представлен на рисунке 3.</w:t>
+        <w:t xml:space="preserve"> как при классическом подходе, так и при использовании метода касательных. </w:t>
+      </w:r>
+      <w:r>
+        <w:t>Количество</w:t>
+      </w:r>
+      <w:r>
+        <w:t xml:space="preserve"> пересечени</w:t>
+      </w:r>
+      <w:r>
+        <w:t>й</w:t>
+      </w:r>
+      <w:r>
+        <w:t xml:space="preserve"> представлен</w:t>
+      </w:r>
+      <w:r>
+        <w:t>о</w:t>
+      </w:r>
+      <w:r>
+        <w:t xml:space="preserve"> на рисунке 3.</w:t>
       </w:r>
     </w:p>
     <w:p>
@@ -1316,12 +1349,11 @@
         <w:pStyle w:val="PICTURE"/>
       </w:pPr>
       <w:r>
-        <w:lastRenderedPageBreak/>
         <w:drawing>
-          <wp:inline distT="0" distB="0" distL="0" distR="0" wp14:anchorId="33B523C7" wp14:editId="3E949342">
-            <wp:extent cx="5059908" cy="4259580"/>
-            <wp:effectExtent l="0" t="0" r="7620" b="7620"/>
-            <wp:docPr id="2" name="Graphic 1" descr="A screenshot of a computer&#10;&#10;Description automatically generated"/>
+          <wp:inline distT="0" distB="0" distL="0" distR="0" wp14:anchorId="33B523C7" wp14:editId="0506AA0C">
+            <wp:extent cx="2232660" cy="1568699"/>
+            <wp:effectExtent l="0" t="0" r="0" b="0"/>
+            <wp:docPr id="2" name="Graphic 1"/>
             <wp:cNvGraphicFramePr>
               <a:graphicFrameLocks xmlns:a="http://schemas.openxmlformats.org/drawingml/2006/main" noChangeAspect="1"/>
             </wp:cNvGraphicFramePr>
@@ -1329,7 +1361,7 @@
               <a:graphicData uri="http://schemas.openxmlformats.org/drawingml/2006/picture">
                 <pic:pic xmlns:pic="http://schemas.openxmlformats.org/drawingml/2006/picture">
                   <pic:nvPicPr>
-                    <pic:cNvPr id="2" name="Graphic 1" descr="A screenshot of a computer&#10;&#10;Description automatically generated"/>
+                    <pic:cNvPr id="2" name="Graphic 1"/>
                     <pic:cNvPicPr/>
                   </pic:nvPicPr>
                   <pic:blipFill>
@@ -1341,7 +1373,7 @@
                   <pic:spPr>
                     <a:xfrm>
                       <a:off x="0" y="0"/>
-                      <a:ext cx="5072993" cy="4270595"/>
+                      <a:ext cx="2241285" cy="1574759"/>
                     </a:xfrm>
                     <a:prstGeom prst="rect">
                       <a:avLst/>
@@ -1361,38 +1393,46 @@
       <w:r>
         <w:t xml:space="preserve">Рисунок </w:t>
       </w:r>
-      <w:r>
-        <w:fldChar w:fldCharType="begin"/>
-      </w:r>
-      <w:r>
-        <w:instrText xml:space="preserve"> SEQ Рисунок \* ARABIC </w:instrText>
-      </w:r>
-      <w:r>
-        <w:fldChar w:fldCharType="separate"/>
+      <w:fldSimple w:instr=" SEQ Рисунок \* ARABIC ">
+        <w:r>
+          <w:rPr>
+            <w:noProof/>
+          </w:rPr>
+          <w:t>1</w:t>
+        </w:r>
+      </w:fldSimple>
+      <w:r>
+        <w:t xml:space="preserve"> </w:t>
+      </w:r>
+      <w:r>
+        <w:t>—</w:t>
+      </w:r>
+      <w:r>
+        <w:t xml:space="preserve"> </w:t>
+      </w:r>
+      <w:r>
+        <w:t xml:space="preserve">Количество городов в группе </w:t>
       </w:r>
       <w:r>
         <w:rPr>
-          <w:noProof/>
+          <w:lang w:val="en-US"/>
         </w:rPr>
-        <w:t>1</w:t>
-      </w:r>
-      <w:r>
-        <w:rPr>
-          <w:noProof/>
-        </w:rPr>
-        <w:fldChar w:fldCharType="end"/>
+        <w:t>B</w:t>
       </w:r>
       <w:r>
         <w:t xml:space="preserve"> </w:t>
       </w:r>
       <w:r>
-        <w:t>—</w:t>
-      </w:r>
-      <w:r>
-        <w:t xml:space="preserve"> </w:t>
-      </w:r>
-      <w:r>
-        <w:t>ABC-анализ по сумме продаж</w:t>
+        <w:t xml:space="preserve">по классическому </w:t>
+      </w:r>
+      <w:r>
+        <w:t>ABC-анализ</w:t>
+      </w:r>
+      <w:r>
+        <w:t>у</w:t>
+      </w:r>
+      <w:r>
+        <w:t xml:space="preserve"> по сумме продаж</w:t>
       </w:r>
     </w:p>
     <w:p>
@@ -1400,11 +1440,12 @@
         <w:pStyle w:val="PICTURE"/>
       </w:pPr>
       <w:r>
+        <w:lastRenderedPageBreak/>
         <w:drawing>
-          <wp:inline distT="0" distB="0" distL="0" distR="0" wp14:anchorId="467B4C6D" wp14:editId="5DBE80C9">
-            <wp:extent cx="5059908" cy="4259580"/>
-            <wp:effectExtent l="0" t="0" r="7620" b="7620"/>
-            <wp:docPr id="131834431" name="Graphic 1" descr="A screenshot of a computer&#10;&#10;Description automatically generated"/>
+          <wp:inline distT="0" distB="0" distL="0" distR="0" wp14:anchorId="467B4C6D" wp14:editId="49DD2BA9">
+            <wp:extent cx="2148840" cy="1946257"/>
+            <wp:effectExtent l="0" t="0" r="3810" b="0"/>
+            <wp:docPr id="131834431" name="Graphic 1"/>
             <wp:cNvGraphicFramePr>
               <a:graphicFrameLocks xmlns:a="http://schemas.openxmlformats.org/drawingml/2006/main" noChangeAspect="1"/>
             </wp:cNvGraphicFramePr>
@@ -1412,11 +1453,11 @@
               <a:graphicData uri="http://schemas.openxmlformats.org/drawingml/2006/picture">
                 <pic:pic xmlns:pic="http://schemas.openxmlformats.org/drawingml/2006/picture">
                   <pic:nvPicPr>
-                    <pic:cNvPr id="131834431" name="Graphic 1" descr="A screenshot of a computer&#10;&#10;Description automatically generated"/>
+                    <pic:cNvPr id="131834431" name="Graphic 1"/>
                     <pic:cNvPicPr/>
                   </pic:nvPicPr>
                   <pic:blipFill>
-                    <a:blip r:embed="rId9"/>
+                    <a:blip r:embed="rId10"/>
                     <a:stretch>
                       <a:fillRect/>
                     </a:stretch>
@@ -1424,7 +1465,7 @@
                   <pic:spPr>
                     <a:xfrm>
                       <a:off x="0" y="0"/>
-                      <a:ext cx="5072993" cy="4270595"/>
+                      <a:ext cx="2155122" cy="1951947"/>
                     </a:xfrm>
                     <a:prstGeom prst="rect">
                       <a:avLst/>
@@ -1442,30 +1483,16 @@
         <w:pStyle w:val="PICTURECAPTION"/>
       </w:pPr>
       <w:r>
-        <w:lastRenderedPageBreak/>
         <w:t xml:space="preserve">Рисунок </w:t>
       </w:r>
-      <w:r>
-        <w:fldChar w:fldCharType="begin"/>
-      </w:r>
-      <w:r>
-        <w:instrText xml:space="preserve"> SEQ Рисунок \* ARABIC </w:instrText>
-      </w:r>
-      <w:r>
-        <w:fldChar w:fldCharType="separate"/>
-      </w:r>
-      <w:r>
-        <w:rPr>
-          <w:noProof/>
-        </w:rPr>
-        <w:t>2</w:t>
-      </w:r>
-      <w:r>
-        <w:rPr>
-          <w:noProof/>
-        </w:rPr>
-        <w:fldChar w:fldCharType="end"/>
-      </w:r>
+      <w:fldSimple w:instr=" SEQ Рисунок \* ARABIC ">
+        <w:r>
+          <w:rPr>
+            <w:noProof/>
+          </w:rPr>
+          <w:t>2</w:t>
+        </w:r>
+      </w:fldSimple>
       <w:r>
         <w:t xml:space="preserve"> </w:t>
       </w:r>
@@ -1476,7 +1503,16 @@
         <w:t xml:space="preserve"> </w:t>
       </w:r>
       <w:r>
-        <w:t>ABC-анализ методом касательных</w:t>
+        <w:t xml:space="preserve">Граница группы А по </w:t>
+      </w:r>
+      <w:r>
+        <w:t>ABC-анализ</w:t>
+      </w:r>
+      <w:r>
+        <w:t>у</w:t>
+      </w:r>
+      <w:r>
+        <w:t xml:space="preserve"> методом касательных</w:t>
       </w:r>
     </w:p>
     <w:p>
@@ -1485,10 +1521,10 @@
       </w:pPr>
       <w:r>
         <w:drawing>
-          <wp:inline distT="0" distB="0" distL="0" distR="0" wp14:anchorId="0A05C59F" wp14:editId="7E2A1BAB">
-            <wp:extent cx="5059908" cy="4259580"/>
-            <wp:effectExtent l="0" t="0" r="7620" b="7620"/>
-            <wp:docPr id="334149672" name="Graphic 1" descr="A screenshot of a computer&#10;&#10;Description automatically generated"/>
+          <wp:inline distT="0" distB="0" distL="0" distR="0" wp14:anchorId="0A05C59F" wp14:editId="042C3696">
+            <wp:extent cx="2842260" cy="1826032"/>
+            <wp:effectExtent l="0" t="0" r="0" b="3175"/>
+            <wp:docPr id="334149672" name="Graphic 1"/>
             <wp:cNvGraphicFramePr>
               <a:graphicFrameLocks xmlns:a="http://schemas.openxmlformats.org/drawingml/2006/main" noChangeAspect="1"/>
             </wp:cNvGraphicFramePr>
@@ -1496,11 +1532,11 @@
               <a:graphicData uri="http://schemas.openxmlformats.org/drawingml/2006/picture">
                 <pic:pic xmlns:pic="http://schemas.openxmlformats.org/drawingml/2006/picture">
                   <pic:nvPicPr>
-                    <pic:cNvPr id="334149672" name="Graphic 1" descr="A screenshot of a computer&#10;&#10;Description automatically generated"/>
+                    <pic:cNvPr id="334149672" name="Graphic 1"/>
                     <pic:cNvPicPr/>
                   </pic:nvPicPr>
                   <pic:blipFill>
-                    <a:blip r:embed="rId9"/>
+                    <a:blip r:embed="rId11"/>
                     <a:stretch>
                       <a:fillRect/>
                     </a:stretch>
@@ -1508,7 +1544,7 @@
                   <pic:spPr>
                     <a:xfrm>
                       <a:off x="0" y="0"/>
-                      <a:ext cx="5072993" cy="4270595"/>
+                      <a:ext cx="2846520" cy="1828769"/>
                     </a:xfrm>
                     <a:prstGeom prst="rect">
                       <a:avLst/>
@@ -1528,38 +1564,34 @@
       <w:r>
         <w:t xml:space="preserve">Рисунок </w:t>
       </w:r>
-      <w:r>
-        <w:fldChar w:fldCharType="begin"/>
-      </w:r>
-      <w:r>
-        <w:instrText xml:space="preserve"> SEQ Рисунок \* ARABIC </w:instrText>
-      </w:r>
-      <w:r>
-        <w:fldChar w:fldCharType="separate"/>
+      <w:fldSimple w:instr=" SEQ Рисунок \* ARABIC ">
+        <w:r>
+          <w:rPr>
+            <w:noProof/>
+          </w:rPr>
+          <w:t>3</w:t>
+        </w:r>
+      </w:fldSimple>
+      <w:r>
+        <w:t xml:space="preserve"> </w:t>
+      </w:r>
+      <w:r>
+        <w:t>—</w:t>
+      </w:r>
+      <w:r>
+        <w:t xml:space="preserve"> </w:t>
+      </w:r>
+      <w:r>
+        <w:t>Результат пересечения двух выборок</w:t>
+      </w:r>
+      <w:r>
+        <w:t xml:space="preserve"> по группе </w:t>
       </w:r>
       <w:r>
         <w:rPr>
-          <w:noProof/>
+          <w:lang w:val="en-US"/>
         </w:rPr>
-        <w:t>3</w:t>
-      </w:r>
-      <w:r>
-        <w:rPr>
-          <w:noProof/>
-        </w:rPr>
-        <w:fldChar w:fldCharType="end"/>
-      </w:r>
-      <w:r>
-        <w:t xml:space="preserve"> </w:t>
-      </w:r>
-      <w:r>
-        <w:t>—</w:t>
-      </w:r>
-      <w:r>
-        <w:t xml:space="preserve"> </w:t>
-      </w:r>
-      <w:r>
-        <w:t>Результат пересечения двух выборок</w:t>
+        <w:t>B</w:t>
       </w:r>
     </w:p>
     <w:p>
@@ -1567,12 +1599,11 @@
         <w:pStyle w:val="PICTURE"/>
       </w:pPr>
       <w:r>
-        <w:lastRenderedPageBreak/>
         <w:drawing>
-          <wp:inline distT="0" distB="0" distL="0" distR="0" wp14:anchorId="5E799F04" wp14:editId="078EA5AE">
-            <wp:extent cx="5059908" cy="4259580"/>
-            <wp:effectExtent l="0" t="0" r="7620" b="7620"/>
-            <wp:docPr id="1205869481" name="Graphic 1" descr="A screenshot of a computer&#10;&#10;Description automatically generated"/>
+          <wp:inline distT="0" distB="0" distL="0" distR="0" wp14:anchorId="5E799F04" wp14:editId="6E3B1E31">
+            <wp:extent cx="5072993" cy="2545008"/>
+            <wp:effectExtent l="0" t="0" r="0" b="8255"/>
+            <wp:docPr id="1205869481" name="Graphic 1"/>
             <wp:cNvGraphicFramePr>
               <a:graphicFrameLocks xmlns:a="http://schemas.openxmlformats.org/drawingml/2006/main" noChangeAspect="1"/>
             </wp:cNvGraphicFramePr>
@@ -1580,11 +1611,11 @@
               <a:graphicData uri="http://schemas.openxmlformats.org/drawingml/2006/picture">
                 <pic:pic xmlns:pic="http://schemas.openxmlformats.org/drawingml/2006/picture">
                   <pic:nvPicPr>
-                    <pic:cNvPr id="1205869481" name="Graphic 1" descr="A screenshot of a computer&#10;&#10;Description automatically generated"/>
+                    <pic:cNvPr id="1205869481" name="Graphic 1"/>
                     <pic:cNvPicPr/>
                   </pic:nvPicPr>
                   <pic:blipFill>
-                    <a:blip r:embed="rId9"/>
+                    <a:blip r:embed="rId12"/>
                     <a:stretch>
                       <a:fillRect/>
                     </a:stretch>
@@ -1592,7 +1623,7 @@
                   <pic:spPr>
                     <a:xfrm>
                       <a:off x="0" y="0"/>
-                      <a:ext cx="5072993" cy="4270595"/>
+                      <a:ext cx="5072993" cy="2545008"/>
                     </a:xfrm>
                     <a:prstGeom prst="rect">
                       <a:avLst/>
@@ -1612,27 +1643,14 @@
       <w:r>
         <w:t xml:space="preserve">Рисунок </w:t>
       </w:r>
-      <w:r>
-        <w:fldChar w:fldCharType="begin"/>
-      </w:r>
-      <w:r>
-        <w:instrText xml:space="preserve"> SEQ Рисунок \* ARABIC </w:instrText>
-      </w:r>
-      <w:r>
-        <w:fldChar w:fldCharType="separate"/>
-      </w:r>
-      <w:r>
-        <w:rPr>
-          <w:noProof/>
-        </w:rPr>
-        <w:t>4</w:t>
-      </w:r>
-      <w:r>
-        <w:rPr>
-          <w:noProof/>
-        </w:rPr>
-        <w:fldChar w:fldCharType="end"/>
-      </w:r>
+      <w:fldSimple w:instr=" SEQ Рисунок \* ARABIC ">
+        <w:r>
+          <w:rPr>
+            <w:noProof/>
+          </w:rPr>
+          <w:t>4</w:t>
+        </w:r>
+      </w:fldSimple>
       <w:r>
         <w:t xml:space="preserve"> </w:t>
       </w:r>
@@ -1641,6 +1659,9 @@
       </w:r>
       <w:r>
         <w:t xml:space="preserve"> </w:t>
+      </w:r>
+      <w:r>
+        <w:t xml:space="preserve">Распределение выручки. </w:t>
       </w:r>
       <w:r>
         <w:t>45 городов дают 75% выручки</w:t>
@@ -1687,6 +1708,7 @@
         <w:ind w:left="401"/>
       </w:pPr>
       <w:r>
+        <w:lastRenderedPageBreak/>
         <w:t xml:space="preserve">В данном случае товары анализировались одновременно по объему продаж и величине маржи. Для каждого показателя формировалась собственная </w:t>
       </w:r>
       <w:r>
@@ -1696,7 +1718,10 @@
         <w:t>ABC</w:t>
       </w:r>
       <w:r>
-        <w:t xml:space="preserve">-группа, после чего результаты объединялись в кросс-группы, например </w:t>
+        <w:t>-группа, после чего результаты объединялись в кросс-группы</w:t>
+      </w:r>
+      <w:r>
+        <w:t xml:space="preserve">: </w:t>
       </w:r>
       <w:r>
         <w:rPr>
@@ -1768,11 +1793,7 @@
         <w:t>Liqueur</w:t>
       </w:r>
       <w:r>
-        <w:t xml:space="preserve">. Такой подход позволяет оценить </w:t>
-      </w:r>
-      <w:r>
-        <w:lastRenderedPageBreak/>
-        <w:t>положение товара не относительно всего массива продукции, а относительно других объектов той же категории.</w:t>
+        <w:t>. Такой подход позволяет оценить положение товара не относительно всего массива продукции, а относительно других объектов той же категории.</w:t>
       </w:r>
     </w:p>
     <w:p>
@@ -1873,11 +1894,12 @@
         <w:pStyle w:val="PICTURE"/>
       </w:pPr>
       <w:r>
+        <w:lastRenderedPageBreak/>
         <w:drawing>
-          <wp:inline distT="0" distB="0" distL="0" distR="0" wp14:anchorId="031DEB99" wp14:editId="1C5C4E39">
-            <wp:extent cx="5059908" cy="4259580"/>
-            <wp:effectExtent l="0" t="0" r="7620" b="7620"/>
-            <wp:docPr id="1680584502" name="Graphic 1" descr="A screenshot of a computer&#10;&#10;Description automatically generated"/>
+          <wp:inline distT="0" distB="0" distL="0" distR="0" wp14:anchorId="031DEB99" wp14:editId="3380AEC9">
+            <wp:extent cx="3547874" cy="1920240"/>
+            <wp:effectExtent l="0" t="0" r="0" b="3810"/>
+            <wp:docPr id="1680584502" name="Graphic 1"/>
             <wp:cNvGraphicFramePr>
               <a:graphicFrameLocks xmlns:a="http://schemas.openxmlformats.org/drawingml/2006/main" noChangeAspect="1"/>
             </wp:cNvGraphicFramePr>
@@ -1885,11 +1907,11 @@
               <a:graphicData uri="http://schemas.openxmlformats.org/drawingml/2006/picture">
                 <pic:pic xmlns:pic="http://schemas.openxmlformats.org/drawingml/2006/picture">
                   <pic:nvPicPr>
-                    <pic:cNvPr id="1680584502" name="Graphic 1" descr="A screenshot of a computer&#10;&#10;Description automatically generated"/>
+                    <pic:cNvPr id="1680584502" name="Graphic 1"/>
                     <pic:cNvPicPr/>
                   </pic:nvPicPr>
                   <pic:blipFill>
-                    <a:blip r:embed="rId9"/>
+                    <a:blip r:embed="rId13"/>
                     <a:stretch>
                       <a:fillRect/>
                     </a:stretch>
@@ -1897,7 +1919,7 @@
                   <pic:spPr>
                     <a:xfrm>
                       <a:off x="0" y="0"/>
-                      <a:ext cx="5072993" cy="4270595"/>
+                      <a:ext cx="3565269" cy="1929655"/>
                     </a:xfrm>
                     <a:prstGeom prst="rect">
                       <a:avLst/>
@@ -1917,27 +1939,14 @@
       <w:r>
         <w:t xml:space="preserve">Рисунок </w:t>
       </w:r>
-      <w:r>
-        <w:fldChar w:fldCharType="begin"/>
-      </w:r>
-      <w:r>
-        <w:instrText xml:space="preserve"> SEQ Рисунок \* ARABIC </w:instrText>
-      </w:r>
-      <w:r>
-        <w:fldChar w:fldCharType="separate"/>
-      </w:r>
-      <w:r>
-        <w:rPr>
-          <w:noProof/>
-        </w:rPr>
-        <w:t>5</w:t>
-      </w:r>
-      <w:r>
-        <w:rPr>
-          <w:noProof/>
-        </w:rPr>
-        <w:fldChar w:fldCharType="end"/>
-      </w:r>
+      <w:fldSimple w:instr=" SEQ Рисунок \* ARABIC ">
+        <w:r>
+          <w:rPr>
+            <w:noProof/>
+          </w:rPr>
+          <w:t>5</w:t>
+        </w:r>
+      </w:fldSimple>
       <w:r>
         <w:t xml:space="preserve"> </w:t>
       </w:r>
@@ -1945,10 +1954,22 @@
         <w:t>—</w:t>
       </w:r>
       <w:r>
+        <w:t xml:space="preserve"> Количество товаров в группе АА</w:t>
+      </w:r>
+      <w:r>
         <w:t xml:space="preserve"> </w:t>
       </w:r>
       <w:r>
-        <w:t>Таблица результатов кросс-анализа</w:t>
+        <w:t xml:space="preserve">по </w:t>
+      </w:r>
+      <w:r>
+        <w:t>кросс-анализ</w:t>
+      </w:r>
+      <w:r>
+        <w:t>у</w:t>
+      </w:r>
+      <w:r>
+        <w:t xml:space="preserve"> по марже и объему продаж</w:t>
       </w:r>
     </w:p>
     <w:p>
@@ -1956,12 +1977,11 @@
         <w:pStyle w:val="PICTURE"/>
       </w:pPr>
       <w:r>
-        <w:lastRenderedPageBreak/>
         <w:drawing>
-          <wp:inline distT="0" distB="0" distL="0" distR="0" wp14:anchorId="2FF2165B" wp14:editId="28939D3E">
-            <wp:extent cx="5059908" cy="4259580"/>
-            <wp:effectExtent l="0" t="0" r="7620" b="7620"/>
-            <wp:docPr id="894694816" name="Graphic 1" descr="A screenshot of a computer&#10;&#10;Description automatically generated"/>
+          <wp:inline distT="0" distB="0" distL="0" distR="0" wp14:anchorId="2FF2165B" wp14:editId="0366F50C">
+            <wp:extent cx="3139440" cy="1880631"/>
+            <wp:effectExtent l="0" t="0" r="3810" b="5715"/>
+            <wp:docPr id="894694816" name="Graphic 1"/>
             <wp:cNvGraphicFramePr>
               <a:graphicFrameLocks xmlns:a="http://schemas.openxmlformats.org/drawingml/2006/main" noChangeAspect="1"/>
             </wp:cNvGraphicFramePr>
@@ -1969,11 +1989,11 @@
               <a:graphicData uri="http://schemas.openxmlformats.org/drawingml/2006/picture">
                 <pic:pic xmlns:pic="http://schemas.openxmlformats.org/drawingml/2006/picture">
                   <pic:nvPicPr>
-                    <pic:cNvPr id="894694816" name="Graphic 1" descr="A screenshot of a computer&#10;&#10;Description automatically generated"/>
+                    <pic:cNvPr id="894694816" name="Graphic 1"/>
                     <pic:cNvPicPr/>
                   </pic:nvPicPr>
                   <pic:blipFill>
-                    <a:blip r:embed="rId9"/>
+                    <a:blip r:embed="rId14"/>
                     <a:stretch>
                       <a:fillRect/>
                     </a:stretch>
@@ -1981,7 +2001,7 @@
                   <pic:spPr>
                     <a:xfrm>
                       <a:off x="0" y="0"/>
-                      <a:ext cx="5072993" cy="4270595"/>
+                      <a:ext cx="3151160" cy="1887651"/>
                     </a:xfrm>
                     <a:prstGeom prst="rect">
                       <a:avLst/>
@@ -2001,52 +2021,59 @@
       <w:r>
         <w:t xml:space="preserve">Рисунок </w:t>
       </w:r>
-      <w:r>
-        <w:fldChar w:fldCharType="begin"/>
-      </w:r>
-      <w:r>
-        <w:instrText xml:space="preserve"> SEQ Рисунок \* ARABIC </w:instrText>
-      </w:r>
-      <w:r>
-        <w:fldChar w:fldCharType="separate"/>
+      <w:fldSimple w:instr=" SEQ Рисунок \* ARABIC ">
+        <w:r>
+          <w:rPr>
+            <w:noProof/>
+          </w:rPr>
+          <w:t>6</w:t>
+        </w:r>
+      </w:fldSimple>
+      <w:r>
+        <w:t xml:space="preserve"> </w:t>
+      </w:r>
+      <w:r>
+        <w:t>—</w:t>
+      </w:r>
+      <w:r>
+        <w:t xml:space="preserve"> </w:t>
+      </w:r>
+      <w:r>
+        <w:t xml:space="preserve">Анализ внутри категории </w:t>
+      </w:r>
+      <w:proofErr w:type="spellStart"/>
+      <w:r>
+        <w:t>Whiskey</w:t>
+      </w:r>
+      <w:proofErr w:type="spellEnd"/>
+      <w:r>
+        <w:t xml:space="preserve"> </w:t>
+      </w:r>
+      <w:proofErr w:type="spellStart"/>
+      <w:r>
+        <w:t>Liqueur</w:t>
+      </w:r>
+      <w:proofErr w:type="spellEnd"/>
+      <w:r>
+        <w:t xml:space="preserve">. </w:t>
+      </w:r>
+      <w:proofErr w:type="spellStart"/>
+      <w:r>
+        <w:t>Southern</w:t>
+      </w:r>
+      <w:proofErr w:type="spellEnd"/>
+      <w:r>
+        <w:t xml:space="preserve"> Comfort</w:t>
+      </w:r>
+      <w:r>
+        <w:t xml:space="preserve"> относится к группе А по марже, но по объему продаж — к группе </w:t>
       </w:r>
       <w:r>
         <w:rPr>
-          <w:noProof/>
+          <w:lang w:val="en-US"/>
         </w:rPr>
-        <w:t>6</w:t>
-      </w:r>
-      <w:r>
-        <w:rPr>
-          <w:noProof/>
-        </w:rPr>
-        <w:fldChar w:fldCharType="end"/>
-      </w:r>
-      <w:r>
-        <w:t xml:space="preserve"> </w:t>
-      </w:r>
-      <w:r>
-        <w:t>—</w:t>
-      </w:r>
-      <w:r>
-        <w:t xml:space="preserve"> </w:t>
-      </w:r>
-      <w:r>
-        <w:t xml:space="preserve">Анализ внутри категории </w:t>
-      </w:r>
-      <w:proofErr w:type="spellStart"/>
-      <w:r>
-        <w:t>Whiskey</w:t>
-      </w:r>
-      <w:proofErr w:type="spellEnd"/>
-      <w:r>
-        <w:t xml:space="preserve"> </w:t>
-      </w:r>
-      <w:proofErr w:type="spellStart"/>
-      <w:r>
-        <w:t>Liqueur</w:t>
-      </w:r>
-      <w:proofErr w:type="spellEnd"/>
+        <w:t>B</w:t>
+      </w:r>
     </w:p>
     <w:p>
       <w:pPr>
@@ -2054,10 +2081,10 @@
       </w:pPr>
       <w:r>
         <w:drawing>
-          <wp:inline distT="0" distB="0" distL="0" distR="0" wp14:anchorId="47445651" wp14:editId="3A575774">
-            <wp:extent cx="5059908" cy="4259580"/>
-            <wp:effectExtent l="0" t="0" r="7620" b="7620"/>
-            <wp:docPr id="1356580773" name="Graphic 1" descr="A screenshot of a computer&#10;&#10;Description automatically generated"/>
+          <wp:inline distT="0" distB="0" distL="0" distR="0" wp14:anchorId="47445651" wp14:editId="6FEDD755">
+            <wp:extent cx="2583180" cy="2366788"/>
+            <wp:effectExtent l="0" t="0" r="7620" b="0"/>
+            <wp:docPr id="1356580773" name="Graphic 1"/>
             <wp:cNvGraphicFramePr>
               <a:graphicFrameLocks xmlns:a="http://schemas.openxmlformats.org/drawingml/2006/main" noChangeAspect="1"/>
             </wp:cNvGraphicFramePr>
@@ -2065,11 +2092,11 @@
               <a:graphicData uri="http://schemas.openxmlformats.org/drawingml/2006/picture">
                 <pic:pic xmlns:pic="http://schemas.openxmlformats.org/drawingml/2006/picture">
                   <pic:nvPicPr>
-                    <pic:cNvPr id="1356580773" name="Graphic 1" descr="A screenshot of a computer&#10;&#10;Description automatically generated"/>
+                    <pic:cNvPr id="1356580773" name="Graphic 1"/>
                     <pic:cNvPicPr/>
                   </pic:nvPicPr>
                   <pic:blipFill>
-                    <a:blip r:embed="rId9"/>
+                    <a:blip r:embed="rId15"/>
                     <a:stretch>
                       <a:fillRect/>
                     </a:stretch>
@@ -2077,7 +2104,7 @@
                   <pic:spPr>
                     <a:xfrm>
                       <a:off x="0" y="0"/>
-                      <a:ext cx="5072993" cy="4270595"/>
+                      <a:ext cx="2586325" cy="2369669"/>
                     </a:xfrm>
                     <a:prstGeom prst="rect">
                       <a:avLst/>
@@ -2095,30 +2122,16 @@
         <w:pStyle w:val="PICTURECAPTION"/>
       </w:pPr>
       <w:r>
-        <w:lastRenderedPageBreak/>
         <w:t xml:space="preserve">Рисунок </w:t>
       </w:r>
-      <w:r>
-        <w:fldChar w:fldCharType="begin"/>
-      </w:r>
-      <w:r>
-        <w:instrText xml:space="preserve"> SEQ Рисунок \* ARABIC </w:instrText>
-      </w:r>
-      <w:r>
-        <w:fldChar w:fldCharType="separate"/>
-      </w:r>
-      <w:r>
-        <w:rPr>
-          <w:noProof/>
-        </w:rPr>
-        <w:t>7</w:t>
-      </w:r>
-      <w:r>
-        <w:rPr>
-          <w:noProof/>
-        </w:rPr>
-        <w:fldChar w:fldCharType="end"/>
-      </w:r>
+      <w:fldSimple w:instr=" SEQ Рисунок \* ARABIC ">
+        <w:r>
+          <w:rPr>
+            <w:noProof/>
+          </w:rPr>
+          <w:t>7</w:t>
+        </w:r>
+      </w:fldSimple>
       <w:r>
         <w:t xml:space="preserve"> </w:t>
       </w:r>
@@ -2129,15 +2142,30 @@
         <w:t xml:space="preserve"> </w:t>
       </w:r>
       <w:r>
-        <w:t>Демонстрация изменения значимости объектов</w:t>
-      </w:r>
-    </w:p>
-    <w:p>
-      <w:pPr>
-        <w:pStyle w:val="DIV2"/>
+        <w:t xml:space="preserve">5 </w:t>
+      </w:r>
+      <w:r>
+        <w:t xml:space="preserve">товаров меняют значимость </w:t>
+      </w:r>
+      <w:r>
+        <w:t>при переходе от общего анализа ко внутригрупповому</w:t>
+      </w:r>
+      <w:r>
+        <w:t xml:space="preserve"> (из АА в </w:t>
+      </w:r>
+      <w:r>
         <w:rPr>
           <w:lang w:val="en-US"/>
         </w:rPr>
+        <w:t>BB</w:t>
+      </w:r>
+      <w:r>
+        <w:t>)</w:t>
+      </w:r>
+    </w:p>
+    <w:p>
+      <w:pPr>
+        <w:pStyle w:val="DIV2"/>
       </w:pPr>
       <w:r>
         <w:t>ABC-анализ товаров по периодам</w:t>
@@ -2158,7 +2186,11 @@
         <w:t>ABC</w:t>
       </w:r>
       <w:r>
-        <w:t xml:space="preserve">-анализа является отсутствие учета изменения показателей во времени. Для анализа динамики продаж в работе было выполнено сравнение результатов </w:t>
+        <w:t xml:space="preserve">-анализа является отсутствие </w:t>
+      </w:r>
+      <w:r>
+        <w:lastRenderedPageBreak/>
+        <w:t xml:space="preserve">учета изменения показателей во времени. Для анализа динамики продаж в работе было выполнено сравнение результатов </w:t>
       </w:r>
       <w:r>
         <w:rPr>
@@ -2203,7 +2235,28 @@
         <w:t>A</w:t>
       </w:r>
       <w:r>
-        <w:t xml:space="preserve"> попало 263 товара. Результат годового анализа представлен на рисунке 8.</w:t>
+        <w:t xml:space="preserve"> попало 26</w:t>
+      </w:r>
+      <w:r>
+        <w:t>4</w:t>
+      </w:r>
+      <w:r>
+        <w:t xml:space="preserve"> товара</w:t>
+      </w:r>
+      <w:r>
+        <w:t xml:space="preserve">, </w:t>
+      </w:r>
+      <w:r>
+        <w:t>что видно</w:t>
+      </w:r>
+      <w:r>
+        <w:t xml:space="preserve"> на рисунке</w:t>
+      </w:r>
+      <w:r>
+        <w:t xml:space="preserve"> </w:t>
+      </w:r>
+      <w:r>
+        <w:t>8.</w:t>
       </w:r>
     </w:p>
     <w:p>
@@ -2212,7 +2265,7 @@
         <w:ind w:left="401"/>
       </w:pPr>
       <w:r>
-        <w:t xml:space="preserve">После этого был сформирован сводный отчет, позволяющий сравнить позиции товаров между различными временными интервалами. Анализ показал, что товар </w:t>
+        <w:t xml:space="preserve">Анализ показал, что товар </w:t>
       </w:r>
       <w:r>
         <w:rPr>
@@ -2230,7 +2283,19 @@
         <w:t>Velvet</w:t>
       </w:r>
       <w:r>
-        <w:t xml:space="preserve"> является лидером по рассматриваемому показателю во всех выбранных периодах. Результат сравнения представлен на рисунке 9.</w:t>
+        <w:t xml:space="preserve"> является лидером по показателю </w:t>
+      </w:r>
+      <w:r>
+        <w:t xml:space="preserve">объема продаж </w:t>
+      </w:r>
+      <w:r>
+        <w:t>во всех выбранных периодах</w:t>
+      </w:r>
+      <w:r>
+        <w:t>, как можно видеть</w:t>
+      </w:r>
+      <w:r>
+        <w:t xml:space="preserve"> на рисунке 9.</w:t>
       </w:r>
     </w:p>
     <w:p>
@@ -2284,7 +2349,7 @@
         <w:t>C</w:t>
       </w:r>
       <w:r>
-        <w:t xml:space="preserve"> составило 0. Результат автоматизированного сравнения представлен на рисунке 10.</w:t>
+        <w:t xml:space="preserve"> составило 0. Результат сравнения представлен на рисунке 10.</w:t>
       </w:r>
     </w:p>
     <w:p>
@@ -2292,12 +2357,11 @@
         <w:pStyle w:val="PICTURE"/>
       </w:pPr>
       <w:r>
-        <w:lastRenderedPageBreak/>
         <w:drawing>
-          <wp:inline distT="0" distB="0" distL="0" distR="0" wp14:anchorId="67CE4699" wp14:editId="4BED1A89">
-            <wp:extent cx="5059908" cy="4259580"/>
-            <wp:effectExtent l="0" t="0" r="7620" b="7620"/>
-            <wp:docPr id="1384488809" name="Graphic 1" descr="A screenshot of a computer&#10;&#10;Description automatically generated"/>
+          <wp:inline distT="0" distB="0" distL="0" distR="0" wp14:anchorId="67CE4699" wp14:editId="381C9DA1">
+            <wp:extent cx="3406140" cy="2045353"/>
+            <wp:effectExtent l="0" t="0" r="3810" b="0"/>
+            <wp:docPr id="1384488809" name="Graphic 1"/>
             <wp:cNvGraphicFramePr>
               <a:graphicFrameLocks xmlns:a="http://schemas.openxmlformats.org/drawingml/2006/main" noChangeAspect="1"/>
             </wp:cNvGraphicFramePr>
@@ -2305,11 +2369,11 @@
               <a:graphicData uri="http://schemas.openxmlformats.org/drawingml/2006/picture">
                 <pic:pic xmlns:pic="http://schemas.openxmlformats.org/drawingml/2006/picture">
                   <pic:nvPicPr>
-                    <pic:cNvPr id="1384488809" name="Graphic 1" descr="A screenshot of a computer&#10;&#10;Description automatically generated"/>
+                    <pic:cNvPr id="1384488809" name="Graphic 1"/>
                     <pic:cNvPicPr/>
                   </pic:nvPicPr>
                   <pic:blipFill>
-                    <a:blip r:embed="rId9"/>
+                    <a:blip r:embed="rId16"/>
                     <a:stretch>
                       <a:fillRect/>
                     </a:stretch>
@@ -2317,7 +2381,7 @@
                   <pic:spPr>
                     <a:xfrm>
                       <a:off x="0" y="0"/>
-                      <a:ext cx="5072993" cy="4270595"/>
+                      <a:ext cx="3413406" cy="2049716"/>
                     </a:xfrm>
                     <a:prstGeom prst="rect">
                       <a:avLst/>
@@ -2337,27 +2401,14 @@
       <w:r>
         <w:t xml:space="preserve">Рисунок </w:t>
       </w:r>
-      <w:r>
-        <w:fldChar w:fldCharType="begin"/>
-      </w:r>
-      <w:r>
-        <w:instrText xml:space="preserve"> SEQ Рисунок \* ARABIC </w:instrText>
-      </w:r>
-      <w:r>
-        <w:fldChar w:fldCharType="separate"/>
-      </w:r>
-      <w:r>
-        <w:rPr>
-          <w:noProof/>
-        </w:rPr>
-        <w:t>8</w:t>
-      </w:r>
-      <w:r>
-        <w:rPr>
-          <w:noProof/>
-        </w:rPr>
-        <w:fldChar w:fldCharType="end"/>
-      </w:r>
+      <w:fldSimple w:instr=" SEQ Рисунок \* ARABIC ">
+        <w:r>
+          <w:rPr>
+            <w:noProof/>
+          </w:rPr>
+          <w:t>8</w:t>
+        </w:r>
+      </w:fldSimple>
       <w:r>
         <w:t xml:space="preserve"> </w:t>
       </w:r>
@@ -2368,7 +2419,7 @@
         <w:t xml:space="preserve"> </w:t>
       </w:r>
       <w:r>
-        <w:t>Результат выполнения сценария за последний год</w:t>
+        <w:t>Количество товара в группе А за период 2017 года</w:t>
       </w:r>
     </w:p>
     <w:p>
@@ -2376,11 +2427,12 @@
         <w:pStyle w:val="PICTURE"/>
       </w:pPr>
       <w:r>
+        <w:lastRenderedPageBreak/>
         <w:drawing>
-          <wp:inline distT="0" distB="0" distL="0" distR="0" wp14:anchorId="02BBBDCC" wp14:editId="293D7FD7">
-            <wp:extent cx="5059908" cy="4259580"/>
-            <wp:effectExtent l="0" t="0" r="7620" b="7620"/>
-            <wp:docPr id="1297438259" name="Graphic 1" descr="A screenshot of a computer&#10;&#10;Description automatically generated"/>
+          <wp:inline distT="0" distB="0" distL="0" distR="0" wp14:anchorId="02BBBDCC" wp14:editId="10664418">
+            <wp:extent cx="3154680" cy="2267741"/>
+            <wp:effectExtent l="0" t="0" r="7620" b="0"/>
+            <wp:docPr id="1297438259" name="Graphic 1"/>
             <wp:cNvGraphicFramePr>
               <a:graphicFrameLocks xmlns:a="http://schemas.openxmlformats.org/drawingml/2006/main" noChangeAspect="1"/>
             </wp:cNvGraphicFramePr>
@@ -2388,11 +2440,11 @@
               <a:graphicData uri="http://schemas.openxmlformats.org/drawingml/2006/picture">
                 <pic:pic xmlns:pic="http://schemas.openxmlformats.org/drawingml/2006/picture">
                   <pic:nvPicPr>
-                    <pic:cNvPr id="1297438259" name="Graphic 1" descr="A screenshot of a computer&#10;&#10;Description automatically generated"/>
+                    <pic:cNvPr id="1297438259" name="Graphic 1"/>
                     <pic:cNvPicPr/>
                   </pic:nvPicPr>
                   <pic:blipFill>
-                    <a:blip r:embed="rId9"/>
+                    <a:blip r:embed="rId17"/>
                     <a:stretch>
                       <a:fillRect/>
                     </a:stretch>
@@ -2400,7 +2452,7 @@
                   <pic:spPr>
                     <a:xfrm>
                       <a:off x="0" y="0"/>
-                      <a:ext cx="5072993" cy="4270595"/>
+                      <a:ext cx="3159112" cy="2270927"/>
                     </a:xfrm>
                     <a:prstGeom prst="rect">
                       <a:avLst/>
@@ -2418,30 +2470,16 @@
         <w:pStyle w:val="PICTURECAPTION"/>
       </w:pPr>
       <w:r>
-        <w:lastRenderedPageBreak/>
         <w:t xml:space="preserve">Рисунок </w:t>
       </w:r>
-      <w:r>
-        <w:fldChar w:fldCharType="begin"/>
-      </w:r>
-      <w:r>
-        <w:instrText xml:space="preserve"> SEQ Рисунок \* ARABIC </w:instrText>
-      </w:r>
-      <w:r>
-        <w:fldChar w:fldCharType="separate"/>
-      </w:r>
-      <w:r>
-        <w:rPr>
-          <w:noProof/>
-        </w:rPr>
-        <w:t>9</w:t>
-      </w:r>
-      <w:r>
-        <w:rPr>
-          <w:noProof/>
-        </w:rPr>
-        <w:fldChar w:fldCharType="end"/>
-      </w:r>
+      <w:fldSimple w:instr=" SEQ Рисунок \* ARABIC ">
+        <w:r>
+          <w:rPr>
+            <w:noProof/>
+          </w:rPr>
+          <w:t>9</w:t>
+        </w:r>
+      </w:fldSimple>
       <w:r>
         <w:t xml:space="preserve"> </w:t>
       </w:r>
@@ -2452,7 +2490,7 @@
         <w:t xml:space="preserve"> </w:t>
       </w:r>
       <w:r>
-        <w:t>Сводный отчет по периодам</w:t>
+        <w:t>Самый прибыльный товар за все анализируемые периоды</w:t>
       </w:r>
     </w:p>
     <w:p>
@@ -2461,10 +2499,10 @@
       </w:pPr>
       <w:r>
         <w:drawing>
-          <wp:inline distT="0" distB="0" distL="0" distR="0" wp14:anchorId="697B2857" wp14:editId="66F52696">
-            <wp:extent cx="5059908" cy="4259580"/>
-            <wp:effectExtent l="0" t="0" r="7620" b="7620"/>
-            <wp:docPr id="1160303333" name="Graphic 1" descr="A screenshot of a computer&#10;&#10;Description automatically generated"/>
+          <wp:inline distT="0" distB="0" distL="0" distR="0" wp14:anchorId="697B2857" wp14:editId="475EE720">
+            <wp:extent cx="3390900" cy="2236160"/>
+            <wp:effectExtent l="0" t="0" r="0" b="0"/>
+            <wp:docPr id="1160303333" name="Graphic 1"/>
             <wp:cNvGraphicFramePr>
               <a:graphicFrameLocks xmlns:a="http://schemas.openxmlformats.org/drawingml/2006/main" noChangeAspect="1"/>
             </wp:cNvGraphicFramePr>
@@ -2472,11 +2510,11 @@
               <a:graphicData uri="http://schemas.openxmlformats.org/drawingml/2006/picture">
                 <pic:pic xmlns:pic="http://schemas.openxmlformats.org/drawingml/2006/picture">
                   <pic:nvPicPr>
-                    <pic:cNvPr id="1160303333" name="Graphic 1" descr="A screenshot of a computer&#10;&#10;Description automatically generated"/>
+                    <pic:cNvPr id="1160303333" name="Graphic 1"/>
                     <pic:cNvPicPr/>
                   </pic:nvPicPr>
                   <pic:blipFill>
-                    <a:blip r:embed="rId9"/>
+                    <a:blip r:embed="rId18"/>
                     <a:stretch>
                       <a:fillRect/>
                     </a:stretch>
@@ -2484,7 +2522,7 @@
                   <pic:spPr>
                     <a:xfrm>
                       <a:off x="0" y="0"/>
-                      <a:ext cx="5072993" cy="4270595"/>
+                      <a:ext cx="3394100" cy="2238270"/>
                     </a:xfrm>
                     <a:prstGeom prst="rect">
                       <a:avLst/>
@@ -2504,27 +2542,14 @@
       <w:r>
         <w:t xml:space="preserve">Рисунок </w:t>
       </w:r>
-      <w:r>
-        <w:fldChar w:fldCharType="begin"/>
-      </w:r>
-      <w:r>
-        <w:instrText xml:space="preserve"> SEQ Рисунок \* ARABIC </w:instrText>
-      </w:r>
-      <w:r>
-        <w:fldChar w:fldCharType="separate"/>
-      </w:r>
-      <w:r>
-        <w:rPr>
-          <w:noProof/>
-        </w:rPr>
-        <w:t>10</w:t>
-      </w:r>
-      <w:r>
-        <w:rPr>
-          <w:noProof/>
-        </w:rPr>
-        <w:fldChar w:fldCharType="end"/>
-      </w:r>
+      <w:fldSimple w:instr=" SEQ Рисунок \* ARABIC ">
+        <w:r>
+          <w:rPr>
+            <w:noProof/>
+          </w:rPr>
+          <w:t>10</w:t>
+        </w:r>
+      </w:fldSimple>
       <w:r>
         <w:t xml:space="preserve"> </w:t>
       </w:r>
@@ -2535,15 +2560,12 @@
         <w:t xml:space="preserve"> </w:t>
       </w:r>
       <w:r>
-        <w:t>Сравнение статусов товаров</w:t>
+        <w:t>0 товаров перешли из группы А по итогам года в группу С по итогам месяца</w:t>
       </w:r>
     </w:p>
     <w:p>
       <w:pPr>
         <w:pStyle w:val="DIV2"/>
-        <w:rPr>
-          <w:lang w:val="en-US"/>
-        </w:rPr>
       </w:pPr>
       <w:r>
         <w:t>ABC-анализ поставщиков в динамике</w:t>
@@ -2594,6 +2616,9 @@
         <w:t xml:space="preserve">-анализа по сумме продаж в долларах с группировкой по годам было установлено, что поставщик </w:t>
       </w:r>
       <w:r>
+        <w:t>«</w:t>
+      </w:r>
+      <w:r>
         <w:rPr>
           <w:lang w:val="en-US"/>
         </w:rPr>
@@ -2627,6 +2652,9 @@
         <w:t>Winery</w:t>
       </w:r>
       <w:r>
+        <w:t>»</w:t>
+      </w:r>
+      <w:r>
         <w:t xml:space="preserve"> в разные периоды относился к группам </w:t>
       </w:r>
       <w:r>
@@ -2645,7 +2673,11 @@
         <w:t>B</w:t>
       </w:r>
       <w:r>
-        <w:t>. Это свидетельствует о том, что его вклад в общий объем продаж менялся с течением времени. Результат анализа представлен на рисунке 11.</w:t>
+        <w:t xml:space="preserve">. Это свидетельствует о том, что его вклад в общий объем продаж менялся с течением времени. </w:t>
+      </w:r>
+      <w:r>
+        <w:lastRenderedPageBreak/>
+        <w:t>Результат анализа представлен на рисунке 11.</w:t>
       </w:r>
     </w:p>
     <w:p>
@@ -2654,11 +2686,7 @@
         <w:ind w:left="401"/>
       </w:pPr>
       <w:r>
-        <w:t xml:space="preserve">Кроме анализа отдельных поставщиков, было исследовано общее </w:t>
-      </w:r>
-      <w:r>
-        <w:lastRenderedPageBreak/>
-        <w:t xml:space="preserve">распределение поставщиков по </w:t>
+        <w:t xml:space="preserve">Кроме анализа отдельных поставщиков, было исследовано общее распределение поставщиков по </w:t>
       </w:r>
       <w:r>
         <w:rPr>
@@ -2676,7 +2704,13 @@
         <w:ind w:left="401"/>
       </w:pPr>
       <w:r>
-        <w:t xml:space="preserve">Отдельно был рассмотрен отток поставщиков, которые ранее относились к наиболее значимым. Для этого сравнивалась активность контрагентов в разные моменты времени. Было установлено, что у 10 поставщиков, относившихся к группе </w:t>
+        <w:t>Отдельно был рассмотрен отток поставщиков, которые ранее относились к наиболее значимым. Для этого сравнивалась активность контрагентов в разные моменты времени. Было установлено, что у 1</w:t>
+      </w:r>
+      <w:r>
+        <w:t>6</w:t>
+      </w:r>
+      <w:r>
+        <w:t xml:space="preserve"> поставщиков, относившихся к группе </w:t>
       </w:r>
       <w:r>
         <w:rPr>
@@ -2694,10 +2728,10 @@
       </w:pPr>
       <w:r>
         <w:drawing>
-          <wp:inline distT="0" distB="0" distL="0" distR="0" wp14:anchorId="011AF6F3" wp14:editId="159FB239">
-            <wp:extent cx="5059908" cy="4259580"/>
-            <wp:effectExtent l="0" t="0" r="7620" b="7620"/>
-            <wp:docPr id="920789933" name="Graphic 1" descr="A screenshot of a computer&#10;&#10;Description automatically generated"/>
+          <wp:inline distT="0" distB="0" distL="0" distR="0" wp14:anchorId="011AF6F3" wp14:editId="7D1A7AC8">
+            <wp:extent cx="4030980" cy="1431804"/>
+            <wp:effectExtent l="0" t="0" r="7620" b="0"/>
+            <wp:docPr id="920789933" name="Graphic 1"/>
             <wp:cNvGraphicFramePr>
               <a:graphicFrameLocks xmlns:a="http://schemas.openxmlformats.org/drawingml/2006/main" noChangeAspect="1"/>
             </wp:cNvGraphicFramePr>
@@ -2705,11 +2739,11 @@
               <a:graphicData uri="http://schemas.openxmlformats.org/drawingml/2006/picture">
                 <pic:pic xmlns:pic="http://schemas.openxmlformats.org/drawingml/2006/picture">
                   <pic:nvPicPr>
-                    <pic:cNvPr id="920789933" name="Graphic 1" descr="A screenshot of a computer&#10;&#10;Description automatically generated"/>
+                    <pic:cNvPr id="920789933" name="Graphic 1"/>
                     <pic:cNvPicPr/>
                   </pic:nvPicPr>
                   <pic:blipFill>
-                    <a:blip r:embed="rId9"/>
+                    <a:blip r:embed="rId19"/>
                     <a:stretch>
                       <a:fillRect/>
                     </a:stretch>
@@ -2717,7 +2751,7 @@
                   <pic:spPr>
                     <a:xfrm>
                       <a:off x="0" y="0"/>
-                      <a:ext cx="5072993" cy="4270595"/>
+                      <a:ext cx="4037255" cy="1434033"/>
                     </a:xfrm>
                     <a:prstGeom prst="rect">
                       <a:avLst/>
@@ -2735,13 +2769,40 @@
         <w:pStyle w:val="PICTURECAPTION"/>
       </w:pPr>
       <w:r>
-        <w:t xml:space="preserve">Рисунок </w:t>
+        <w:t>Рисунок</w:t>
+      </w:r>
+      <w:r>
+        <w:t xml:space="preserve"> </w:t>
       </w:r>
       <w:r>
         <w:fldChar w:fldCharType="begin"/>
       </w:r>
       <w:r>
-        <w:instrText xml:space="preserve"> SEQ Рисунок \* ARABIC </w:instrText>
+        <w:instrText xml:space="preserve"> </w:instrText>
+      </w:r>
+      <w:r>
+        <w:rPr>
+          <w:lang w:val="en-US"/>
+        </w:rPr>
+        <w:instrText>SEQ</w:instrText>
+      </w:r>
+      <w:r>
+        <w:instrText xml:space="preserve"> </w:instrText>
+      </w:r>
+      <w:r>
+        <w:instrText>Рисунок</w:instrText>
+      </w:r>
+      <w:r>
+        <w:instrText xml:space="preserve"> \* </w:instrText>
+      </w:r>
+      <w:r>
+        <w:rPr>
+          <w:lang w:val="en-US"/>
+        </w:rPr>
+        <w:instrText>ARABIC</w:instrText>
+      </w:r>
+      <w:r>
+        <w:instrText xml:space="preserve"> </w:instrText>
       </w:r>
       <w:r>
         <w:fldChar w:fldCharType="separate"/>
@@ -2759,16 +2820,58 @@
         <w:fldChar w:fldCharType="end"/>
       </w:r>
       <w:r>
+        <w:t xml:space="preserve"> — </w:t>
+      </w:r>
+      <w:r>
+        <w:t xml:space="preserve">Перемещение </w:t>
+      </w:r>
+      <w:r>
+        <w:t>поставщика</w:t>
+      </w:r>
+      <w:r>
         <w:t xml:space="preserve"> </w:t>
       </w:r>
       <w:r>
-        <w:t>—</w:t>
+        <w:t>«</w:t>
+      </w:r>
+      <w:r>
+        <w:rPr>
+          <w:lang w:val="en-US"/>
+        </w:rPr>
+        <w:t>E</w:t>
+      </w:r>
+      <w:r>
+        <w:t xml:space="preserve"> &amp; </w:t>
+      </w:r>
+      <w:r>
+        <w:rPr>
+          <w:lang w:val="en-US"/>
+        </w:rPr>
+        <w:t>J</w:t>
       </w:r>
       <w:r>
         <w:t xml:space="preserve"> </w:t>
       </w:r>
       <w:r>
-        <w:t>Анализ поставщика</w:t>
+        <w:rPr>
+          <w:lang w:val="en-US"/>
+        </w:rPr>
+        <w:t>Gallo</w:t>
+      </w:r>
+      <w:r>
+        <w:t xml:space="preserve"> </w:t>
+      </w:r>
+      <w:r>
+        <w:rPr>
+          <w:lang w:val="en-US"/>
+        </w:rPr>
+        <w:t>Winery</w:t>
+      </w:r>
+      <w:r>
+        <w:t>»</w:t>
+      </w:r>
+      <w:r>
+        <w:t xml:space="preserve"> между группами</w:t>
       </w:r>
     </w:p>
     <w:p>
@@ -2776,12 +2879,11 @@
         <w:pStyle w:val="PICTURE"/>
       </w:pPr>
       <w:r>
-        <w:lastRenderedPageBreak/>
         <w:drawing>
-          <wp:inline distT="0" distB="0" distL="0" distR="0" wp14:anchorId="5306AEAF" wp14:editId="39B7CC6F">
-            <wp:extent cx="5059908" cy="4259580"/>
-            <wp:effectExtent l="0" t="0" r="7620" b="7620"/>
-            <wp:docPr id="682311664" name="Graphic 1" descr="A screenshot of a computer&#10;&#10;Description automatically generated"/>
+          <wp:inline distT="0" distB="0" distL="0" distR="0" wp14:anchorId="5306AEAF" wp14:editId="682D2C9E">
+            <wp:extent cx="3813724" cy="1404419"/>
+            <wp:effectExtent l="0" t="0" r="0" b="5715"/>
+            <wp:docPr id="682311664" name="Graphic 1"/>
             <wp:cNvGraphicFramePr>
               <a:graphicFrameLocks xmlns:a="http://schemas.openxmlformats.org/drawingml/2006/main" noChangeAspect="1"/>
             </wp:cNvGraphicFramePr>
@@ -2789,11 +2891,11 @@
               <a:graphicData uri="http://schemas.openxmlformats.org/drawingml/2006/picture">
                 <pic:pic xmlns:pic="http://schemas.openxmlformats.org/drawingml/2006/picture">
                   <pic:nvPicPr>
-                    <pic:cNvPr id="682311664" name="Graphic 1" descr="A screenshot of a computer&#10;&#10;Description automatically generated"/>
+                    <pic:cNvPr id="682311664" name="Graphic 1"/>
                     <pic:cNvPicPr/>
                   </pic:nvPicPr>
                   <pic:blipFill>
-                    <a:blip r:embed="rId9"/>
+                    <a:blip r:embed="rId20"/>
                     <a:stretch>
                       <a:fillRect/>
                     </a:stretch>
@@ -2801,7 +2903,7 @@
                   <pic:spPr>
                     <a:xfrm>
                       <a:off x="0" y="0"/>
-                      <a:ext cx="5072993" cy="4270595"/>
+                      <a:ext cx="3813724" cy="1404419"/>
                     </a:xfrm>
                     <a:prstGeom prst="rect">
                       <a:avLst/>
@@ -2821,27 +2923,14 @@
       <w:r>
         <w:t xml:space="preserve">Рисунок </w:t>
       </w:r>
-      <w:r>
-        <w:fldChar w:fldCharType="begin"/>
-      </w:r>
-      <w:r>
-        <w:instrText xml:space="preserve"> SEQ Рисунок \* ARABIC </w:instrText>
-      </w:r>
-      <w:r>
-        <w:fldChar w:fldCharType="separate"/>
-      </w:r>
-      <w:r>
-        <w:rPr>
-          <w:noProof/>
-        </w:rPr>
-        <w:t>12</w:t>
-      </w:r>
-      <w:r>
-        <w:rPr>
-          <w:noProof/>
-        </w:rPr>
-        <w:fldChar w:fldCharType="end"/>
-      </w:r>
+      <w:fldSimple w:instr=" SEQ Рисунок \* ARABIC ">
+        <w:r>
+          <w:rPr>
+            <w:noProof/>
+          </w:rPr>
+          <w:t>12</w:t>
+        </w:r>
+      </w:fldSimple>
       <w:r>
         <w:t xml:space="preserve"> </w:t>
       </w:r>
@@ -2852,7 +2941,19 @@
         <w:t xml:space="preserve"> </w:t>
       </w:r>
       <w:r>
-        <w:t>Анализ по годам</w:t>
+        <w:t xml:space="preserve">Распределение выручки между поставщиками </w:t>
+      </w:r>
+      <w:r>
+        <w:t>по годам</w:t>
+      </w:r>
+      <w:r>
+        <w:t xml:space="preserve"> (</w:t>
+      </w:r>
+      <w:r>
+        <w:t>менее 80 поставщиков суммарно дают 80% выручки</w:t>
+      </w:r>
+      <w:r>
+        <w:t>)</w:t>
       </w:r>
     </w:p>
     <w:p>
@@ -2860,11 +2961,12 @@
         <w:pStyle w:val="PICTURE"/>
       </w:pPr>
       <w:r>
+        <w:lastRenderedPageBreak/>
         <w:drawing>
-          <wp:inline distT="0" distB="0" distL="0" distR="0" wp14:anchorId="14A4F9EA" wp14:editId="59C6090A">
-            <wp:extent cx="5059908" cy="4259580"/>
-            <wp:effectExtent l="0" t="0" r="7620" b="7620"/>
-            <wp:docPr id="1884366189" name="Graphic 1" descr="A screenshot of a computer&#10;&#10;Description automatically generated"/>
+          <wp:inline distT="0" distB="0" distL="0" distR="0" wp14:anchorId="14A4F9EA" wp14:editId="5F3137E8">
+            <wp:extent cx="5882640" cy="3191331"/>
+            <wp:effectExtent l="0" t="0" r="3810" b="9525"/>
+            <wp:docPr id="1884366189" name="Graphic 1"/>
             <wp:cNvGraphicFramePr>
               <a:graphicFrameLocks xmlns:a="http://schemas.openxmlformats.org/drawingml/2006/main" noChangeAspect="1"/>
             </wp:cNvGraphicFramePr>
@@ -2872,11 +2974,11 @@
               <a:graphicData uri="http://schemas.openxmlformats.org/drawingml/2006/picture">
                 <pic:pic xmlns:pic="http://schemas.openxmlformats.org/drawingml/2006/picture">
                   <pic:nvPicPr>
-                    <pic:cNvPr id="1884366189" name="Graphic 1" descr="A screenshot of a computer&#10;&#10;Description automatically generated"/>
+                    <pic:cNvPr id="1884366189" name="Graphic 1"/>
                     <pic:cNvPicPr/>
                   </pic:nvPicPr>
                   <pic:blipFill>
-                    <a:blip r:embed="rId9"/>
+                    <a:blip r:embed="rId21"/>
                     <a:stretch>
                       <a:fillRect/>
                     </a:stretch>
@@ -2884,7 +2986,7 @@
                   <pic:spPr>
                     <a:xfrm>
                       <a:off x="0" y="0"/>
-                      <a:ext cx="5072993" cy="4270595"/>
+                      <a:ext cx="5887083" cy="3193741"/>
                     </a:xfrm>
                     <a:prstGeom prst="rect">
                       <a:avLst/>
@@ -2902,30 +3004,16 @@
         <w:pStyle w:val="PICTURECAPTION"/>
       </w:pPr>
       <w:r>
-        <w:lastRenderedPageBreak/>
         <w:t xml:space="preserve">Рисунок </w:t>
       </w:r>
-      <w:r>
-        <w:fldChar w:fldCharType="begin"/>
-      </w:r>
-      <w:r>
-        <w:instrText xml:space="preserve"> SEQ Рисунок \* ARABIC </w:instrText>
-      </w:r>
-      <w:r>
-        <w:fldChar w:fldCharType="separate"/>
-      </w:r>
-      <w:r>
-        <w:rPr>
-          <w:noProof/>
-        </w:rPr>
-        <w:t>13</w:t>
-      </w:r>
-      <w:r>
-        <w:rPr>
-          <w:noProof/>
-        </w:rPr>
-        <w:fldChar w:fldCharType="end"/>
-      </w:r>
+      <w:fldSimple w:instr=" SEQ Рисунок \* ARABIC ">
+        <w:r>
+          <w:rPr>
+            <w:noProof/>
+          </w:rPr>
+          <w:t>13</w:t>
+        </w:r>
+      </w:fldSimple>
       <w:r>
         <w:t xml:space="preserve"> </w:t>
       </w:r>
@@ -2936,7 +3024,24 @@
         <w:t xml:space="preserve"> </w:t>
       </w:r>
       <w:r>
-        <w:t>Демонстрация оттока лидеров</w:t>
+        <w:t xml:space="preserve">16 поставщиков из группы А на </w:t>
+      </w:r>
+      <w:r>
+        <w:t>01.01.2016</w:t>
+      </w:r>
+      <w:r>
+        <w:t xml:space="preserve"> не </w:t>
+      </w:r>
+      <w:proofErr w:type="spellStart"/>
+      <w:r>
+        <w:t>имют</w:t>
+      </w:r>
+      <w:proofErr w:type="spellEnd"/>
+      <w:r>
+        <w:t xml:space="preserve"> закупок на </w:t>
+      </w:r>
+      <w:r>
+        <w:t>01.07.2017</w:t>
       </w:r>
     </w:p>
     <w:p>
@@ -3062,7 +3167,11 @@
         <w:t>ABC</w:t>
       </w:r>
       <w:r>
-        <w:t>-анализ товаров по нескольким периодам. Сравнение результатов позволило определить устойчивых лидеров продаж, а также проверить изменение принадлежности товаров к различным группам в динамике.</w:t>
+        <w:t xml:space="preserve">-анализ товаров по </w:t>
+      </w:r>
+      <w:r>
+        <w:lastRenderedPageBreak/>
+        <w:t>нескольким периодам. Сравнение результатов позволило определить устойчивых лидеров продаж, а также проверить изменение принадлежности товаров к различным группам в динамике.</w:t>
       </w:r>
     </w:p>
     <w:p>
@@ -3114,11 +3223,7 @@
         <w:t>ABC</w:t>
       </w:r>
       <w:r>
-        <w:t xml:space="preserve">-анализа позволяют учитывать не только один показатель, но также взаимосвязь нескольких характеристик и изменение </w:t>
-      </w:r>
-      <w:r>
-        <w:lastRenderedPageBreak/>
-        <w:t>значимости объектов во времени.</w:t>
+        <w:t>-анализа позволяют учитывать не только один показатель, но также взаимосвязь нескольких характеристик и изменение значимости объектов во времени.</w:t>
       </w:r>
     </w:p>
     <w:sectPr>
@@ -3133,7 +3238,7 @@
 </file>
 
 <file path=word/endnotes.xml><?xml version="1.0" encoding="utf-8"?>
-<w:endnotes xmlns:wpc="http://schemas.microsoft.com/office/word/2010/wordprocessingCanvas" xmlns:cx="http://schemas.microsoft.com/office/drawing/2014/chartex" xmlns:cx1="http://schemas.microsoft.com/office/drawing/2015/9/8/chartex" xmlns:cx2="http://schemas.microsoft.com/office/drawing/2015/10/21/chartex" xmlns:cx3="http://schemas.microsoft.com/office/drawing/2016/5/9/chartex" xmlns:cx4="http://schemas.microsoft.com/office/drawing/2016/5/10/chartex" xmlns:cx5="http://schemas.microsoft.com/office/drawing/2016/5/11/chartex" xmlns:cx6="http://schemas.microsoft.com/office/drawing/2016/5/12/chartex" xmlns:cx7="http://schemas.microsoft.com/office/drawing/2016/5/13/chartex" xmlns:cx8="http://schemas.microsoft.com/office/drawing/2016/5/14/chartex" xmlns:mc="http://schemas.openxmlformats.org/markup-compatibility/2006" xmlns:aink="http://schemas.microsoft.com/office/drawing/2016/ink" xmlns:am3d="http://schemas.microsoft.com/office/drawing/2017/model3d" xmlns:o="urn:schemas-microsoft-com:office:office" xmlns:oel="http://schemas.microsoft.com/office/2019/extlst" xmlns:r="http://schemas.openxmlformats.org/officeDocument/2006/relationships" xmlns:m="http://schemas.openxmlformats.org/officeDocument/2006/math" xmlns:v="urn:schemas-microsoft-com:vml" xmlns:wp14="http://schemas.microsoft.com/office/word/2010/wordprocessingDrawing" xmlns:wp="http://schemas.openxmlformats.org/drawingml/2006/wordprocessingDrawing" xmlns:w10="urn:schemas-microsoft-com:office:word" xmlns:w="http://schemas.openxmlformats.org/wordprocessingml/2006/main" xmlns:w14="http://schemas.microsoft.com/office/word/2010/wordml" xmlns:w15="http://schemas.microsoft.com/office/word/2012/wordml" xmlns:w16cex="http://schemas.microsoft.com/office/word/2018/wordml/cex" xmlns:w16cid="http://schemas.microsoft.com/office/word/2016/wordml/cid" xmlns:w16="http://schemas.microsoft.com/office/word/2018/wordml" xmlns:w16du="http://schemas.microsoft.com/office/word/2023/wordml/word16du" xmlns:w16sdtdh="http://schemas.microsoft.com/office/word/2020/wordml/sdtdatahash" xmlns:w16se="http://schemas.microsoft.com/office/word/2015/wordml/symex" xmlns:wpg="http://schemas.microsoft.com/office/word/2010/wordprocessingGroup" xmlns:wpi="http://schemas.microsoft.com/office/word/2010/wordprocessingInk" xmlns:wne="http://schemas.microsoft.com/office/word/2006/wordml" xmlns:wps="http://schemas.microsoft.com/office/word/2010/wordprocessingShape" mc:Ignorable="w14 w15 w16se w16cid w16 w16cex w16sdtdh w16du wp14">
+<w:endnotes xmlns:wpc="http://schemas.microsoft.com/office/word/2010/wordprocessingCanvas" xmlns:cx="http://schemas.microsoft.com/office/drawing/2014/chartex" xmlns:cx1="http://schemas.microsoft.com/office/drawing/2015/9/8/chartex" xmlns:cx2="http://schemas.microsoft.com/office/drawing/2015/10/21/chartex" xmlns:cx3="http://schemas.microsoft.com/office/drawing/2016/5/9/chartex" xmlns:cx4="http://schemas.microsoft.com/office/drawing/2016/5/10/chartex" xmlns:cx5="http://schemas.microsoft.com/office/drawing/2016/5/11/chartex" xmlns:cx6="http://schemas.microsoft.com/office/drawing/2016/5/12/chartex" xmlns:cx7="http://schemas.microsoft.com/office/drawing/2016/5/13/chartex" xmlns:cx8="http://schemas.microsoft.com/office/drawing/2016/5/14/chartex" xmlns:mc="http://schemas.openxmlformats.org/markup-compatibility/2006" xmlns:aink="http://schemas.microsoft.com/office/drawing/2016/ink" xmlns:am3d="http://schemas.microsoft.com/office/drawing/2017/model3d" xmlns:o="urn:schemas-microsoft-com:office:office" xmlns:r="http://schemas.openxmlformats.org/officeDocument/2006/relationships" xmlns:m="http://schemas.openxmlformats.org/officeDocument/2006/math" xmlns:v="urn:schemas-microsoft-com:vml" xmlns:wp14="http://schemas.microsoft.com/office/word/2010/wordprocessingDrawing" xmlns:wp="http://schemas.openxmlformats.org/drawingml/2006/wordprocessingDrawing" xmlns:w10="urn:schemas-microsoft-com:office:word" xmlns:w="http://schemas.openxmlformats.org/wordprocessingml/2006/main" xmlns:w14="http://schemas.microsoft.com/office/word/2010/wordml" xmlns:w15="http://schemas.microsoft.com/office/word/2012/wordml" xmlns:w16cex="http://schemas.microsoft.com/office/word/2018/wordml/cex" xmlns:w16cid="http://schemas.microsoft.com/office/word/2016/wordml/cid" xmlns:w16="http://schemas.microsoft.com/office/word/2018/wordml" xmlns:w16sdtdh="http://schemas.microsoft.com/office/word/2020/wordml/sdtdatahash" xmlns:w16se="http://schemas.microsoft.com/office/word/2015/wordml/symex" xmlns:wpg="http://schemas.microsoft.com/office/word/2010/wordprocessingGroup" xmlns:wpi="http://schemas.microsoft.com/office/word/2010/wordprocessingInk" xmlns:wne="http://schemas.microsoft.com/office/word/2006/wordml" xmlns:wps="http://schemas.microsoft.com/office/word/2010/wordprocessingShape" mc:Ignorable="w14 w15 w16se w16cid w16 w16cex w16sdtdh wp14">
   <w:endnote w:type="separator" w:id="-1">
     <w:p>
       <w:r>
@@ -3152,7 +3257,7 @@
 </file>
 
 <file path=word/footer1.xml><?xml version="1.0" encoding="utf-8"?>
-<w:ftr xmlns:wpc="http://schemas.microsoft.com/office/word/2010/wordprocessingCanvas" xmlns:cx="http://schemas.microsoft.com/office/drawing/2014/chartex" xmlns:cx1="http://schemas.microsoft.com/office/drawing/2015/9/8/chartex" xmlns:cx2="http://schemas.microsoft.com/office/drawing/2015/10/21/chartex" xmlns:cx3="http://schemas.microsoft.com/office/drawing/2016/5/9/chartex" xmlns:cx4="http://schemas.microsoft.com/office/drawing/2016/5/10/chartex" xmlns:cx5="http://schemas.microsoft.com/office/drawing/2016/5/11/chartex" xmlns:cx6="http://schemas.microsoft.com/office/drawing/2016/5/12/chartex" xmlns:cx7="http://schemas.microsoft.com/office/drawing/2016/5/13/chartex" xmlns:cx8="http://schemas.microsoft.com/office/drawing/2016/5/14/chartex" xmlns:mc="http://schemas.openxmlformats.org/markup-compatibility/2006" xmlns:aink="http://schemas.microsoft.com/office/drawing/2016/ink" xmlns:am3d="http://schemas.microsoft.com/office/drawing/2017/model3d" xmlns:o="urn:schemas-microsoft-com:office:office" xmlns:oel="http://schemas.microsoft.com/office/2019/extlst" xmlns:r="http://schemas.openxmlformats.org/officeDocument/2006/relationships" xmlns:m="http://schemas.openxmlformats.org/officeDocument/2006/math" xmlns:v="urn:schemas-microsoft-com:vml" xmlns:wp14="http://schemas.microsoft.com/office/word/2010/wordprocessingDrawing" xmlns:wp="http://schemas.openxmlformats.org/drawingml/2006/wordprocessingDrawing" xmlns:w10="urn:schemas-microsoft-com:office:word" xmlns:w="http://schemas.openxmlformats.org/wordprocessingml/2006/main" xmlns:w14="http://schemas.microsoft.com/office/word/2010/wordml" xmlns:w15="http://schemas.microsoft.com/office/word/2012/wordml" xmlns:w16cex="http://schemas.microsoft.com/office/word/2018/wordml/cex" xmlns:w16cid="http://schemas.microsoft.com/office/word/2016/wordml/cid" xmlns:w16="http://schemas.microsoft.com/office/word/2018/wordml" xmlns:w16du="http://schemas.microsoft.com/office/word/2023/wordml/word16du" xmlns:w16sdtdh="http://schemas.microsoft.com/office/word/2020/wordml/sdtdatahash" xmlns:w16se="http://schemas.microsoft.com/office/word/2015/wordml/symex" xmlns:wpg="http://schemas.microsoft.com/office/word/2010/wordprocessingGroup" xmlns:wpi="http://schemas.microsoft.com/office/word/2010/wordprocessingInk" xmlns:wne="http://schemas.microsoft.com/office/word/2006/wordml" xmlns:wps="http://schemas.microsoft.com/office/word/2010/wordprocessingShape" mc:Ignorable="w14 w15 w16se w16cid w16 w16cex w16sdtdh w16du wp14">
+<w:ftr xmlns:wpc="http://schemas.microsoft.com/office/word/2010/wordprocessingCanvas" xmlns:cx="http://schemas.microsoft.com/office/drawing/2014/chartex" xmlns:cx1="http://schemas.microsoft.com/office/drawing/2015/9/8/chartex" xmlns:cx2="http://schemas.microsoft.com/office/drawing/2015/10/21/chartex" xmlns:cx3="http://schemas.microsoft.com/office/drawing/2016/5/9/chartex" xmlns:cx4="http://schemas.microsoft.com/office/drawing/2016/5/10/chartex" xmlns:cx5="http://schemas.microsoft.com/office/drawing/2016/5/11/chartex" xmlns:cx6="http://schemas.microsoft.com/office/drawing/2016/5/12/chartex" xmlns:cx7="http://schemas.microsoft.com/office/drawing/2016/5/13/chartex" xmlns:cx8="http://schemas.microsoft.com/office/drawing/2016/5/14/chartex" xmlns:mc="http://schemas.openxmlformats.org/markup-compatibility/2006" xmlns:aink="http://schemas.microsoft.com/office/drawing/2016/ink" xmlns:am3d="http://schemas.microsoft.com/office/drawing/2017/model3d" xmlns:o="urn:schemas-microsoft-com:office:office" xmlns:r="http://schemas.openxmlformats.org/officeDocument/2006/relationships" xmlns:m="http://schemas.openxmlformats.org/officeDocument/2006/math" xmlns:v="urn:schemas-microsoft-com:vml" xmlns:wp14="http://schemas.microsoft.com/office/word/2010/wordprocessingDrawing" xmlns:wp="http://schemas.openxmlformats.org/drawingml/2006/wordprocessingDrawing" xmlns:w10="urn:schemas-microsoft-com:office:word" xmlns:w="http://schemas.openxmlformats.org/wordprocessingml/2006/main" xmlns:w14="http://schemas.microsoft.com/office/word/2010/wordml" xmlns:w15="http://schemas.microsoft.com/office/word/2012/wordml" xmlns:w16cex="http://schemas.microsoft.com/office/word/2018/wordml/cex" xmlns:w16cid="http://schemas.microsoft.com/office/word/2016/wordml/cid" xmlns:w16="http://schemas.microsoft.com/office/word/2018/wordml" xmlns:w16sdtdh="http://schemas.microsoft.com/office/word/2020/wordml/sdtdatahash" xmlns:w16se="http://schemas.microsoft.com/office/word/2015/wordml/symex" xmlns:wpg="http://schemas.microsoft.com/office/word/2010/wordprocessingGroup" xmlns:wpi="http://schemas.microsoft.com/office/word/2010/wordprocessingInk" xmlns:wne="http://schemas.microsoft.com/office/word/2006/wordml" xmlns:wps="http://schemas.microsoft.com/office/word/2010/wordprocessingShape" mc:Ignorable="w14 w15 w16se w16cid w16 w16cex w16sdtdh wp14">
   <w:sdt>
     <w:sdtPr>
       <w:id w:val="-1419641891"/>
@@ -3170,7 +3275,7 @@
     <w:sdtContent>
       <w:p>
         <w:pPr>
-          <w:pStyle w:val="Footer"/>
+          <w:pStyle w:val="a9"/>
           <w:widowControl w:val="0"/>
           <w:jc w:val="center"/>
           <w:rPr>
@@ -3220,7 +3325,7 @@
 </file>
 
 <file path=word/footnotes.xml><?xml version="1.0" encoding="utf-8"?>
-<w:footnotes xmlns:wpc="http://schemas.microsoft.com/office/word/2010/wordprocessingCanvas" xmlns:cx="http://schemas.microsoft.com/office/drawing/2014/chartex" xmlns:cx1="http://schemas.microsoft.com/office/drawing/2015/9/8/chartex" xmlns:cx2="http://schemas.microsoft.com/office/drawing/2015/10/21/chartex" xmlns:cx3="http://schemas.microsoft.com/office/drawing/2016/5/9/chartex" xmlns:cx4="http://schemas.microsoft.com/office/drawing/2016/5/10/chartex" xmlns:cx5="http://schemas.microsoft.com/office/drawing/2016/5/11/chartex" xmlns:cx6="http://schemas.microsoft.com/office/drawing/2016/5/12/chartex" xmlns:cx7="http://schemas.microsoft.com/office/drawing/2016/5/13/chartex" xmlns:cx8="http://schemas.microsoft.com/office/drawing/2016/5/14/chartex" xmlns:mc="http://schemas.openxmlformats.org/markup-compatibility/2006" xmlns:aink="http://schemas.microsoft.com/office/drawing/2016/ink" xmlns:am3d="http://schemas.microsoft.com/office/drawing/2017/model3d" xmlns:o="urn:schemas-microsoft-com:office:office" xmlns:oel="http://schemas.microsoft.com/office/2019/extlst" xmlns:r="http://schemas.openxmlformats.org/officeDocument/2006/relationships" xmlns:m="http://schemas.openxmlformats.org/officeDocument/2006/math" xmlns:v="urn:schemas-microsoft-com:vml" xmlns:wp14="http://schemas.microsoft.com/office/word/2010/wordprocessingDrawing" xmlns:wp="http://schemas.openxmlformats.org/drawingml/2006/wordprocessingDrawing" xmlns:w10="urn:schemas-microsoft-com:office:word" xmlns:w="http://schemas.openxmlformats.org/wordprocessingml/2006/main" xmlns:w14="http://schemas.microsoft.com/office/word/2010/wordml" xmlns:w15="http://schemas.microsoft.com/office/word/2012/wordml" xmlns:w16cex="http://schemas.microsoft.com/office/word/2018/wordml/cex" xmlns:w16cid="http://schemas.microsoft.com/office/word/2016/wordml/cid" xmlns:w16="http://schemas.microsoft.com/office/word/2018/wordml" xmlns:w16du="http://schemas.microsoft.com/office/word/2023/wordml/word16du" xmlns:w16sdtdh="http://schemas.microsoft.com/office/word/2020/wordml/sdtdatahash" xmlns:w16se="http://schemas.microsoft.com/office/word/2015/wordml/symex" xmlns:wpg="http://schemas.microsoft.com/office/word/2010/wordprocessingGroup" xmlns:wpi="http://schemas.microsoft.com/office/word/2010/wordprocessingInk" xmlns:wne="http://schemas.microsoft.com/office/word/2006/wordml" xmlns:wps="http://schemas.microsoft.com/office/word/2010/wordprocessingShape" mc:Ignorable="w14 w15 w16se w16cid w16 w16cex w16sdtdh w16du wp14">
+<w:footnotes xmlns:wpc="http://schemas.microsoft.com/office/word/2010/wordprocessingCanvas" xmlns:cx="http://schemas.microsoft.com/office/drawing/2014/chartex" xmlns:cx1="http://schemas.microsoft.com/office/drawing/2015/9/8/chartex" xmlns:cx2="http://schemas.microsoft.com/office/drawing/2015/10/21/chartex" xmlns:cx3="http://schemas.microsoft.com/office/drawing/2016/5/9/chartex" xmlns:cx4="http://schemas.microsoft.com/office/drawing/2016/5/10/chartex" xmlns:cx5="http://schemas.microsoft.com/office/drawing/2016/5/11/chartex" xmlns:cx6="http://schemas.microsoft.com/office/drawing/2016/5/12/chartex" xmlns:cx7="http://schemas.microsoft.com/office/drawing/2016/5/13/chartex" xmlns:cx8="http://schemas.microsoft.com/office/drawing/2016/5/14/chartex" xmlns:mc="http://schemas.openxmlformats.org/markup-compatibility/2006" xmlns:aink="http://schemas.microsoft.com/office/drawing/2016/ink" xmlns:am3d="http://schemas.microsoft.com/office/drawing/2017/model3d" xmlns:o="urn:schemas-microsoft-com:office:office" xmlns:r="http://schemas.openxmlformats.org/officeDocument/2006/relationships" xmlns:m="http://schemas.openxmlformats.org/officeDocument/2006/math" xmlns:v="urn:schemas-microsoft-com:vml" xmlns:wp14="http://schemas.microsoft.com/office/word/2010/wordprocessingDrawing" xmlns:wp="http://schemas.openxmlformats.org/drawingml/2006/wordprocessingDrawing" xmlns:w10="urn:schemas-microsoft-com:office:word" xmlns:w="http://schemas.openxmlformats.org/wordprocessingml/2006/main" xmlns:w14="http://schemas.microsoft.com/office/word/2010/wordml" xmlns:w15="http://schemas.microsoft.com/office/word/2012/wordml" xmlns:w16cex="http://schemas.microsoft.com/office/word/2018/wordml/cex" xmlns:w16cid="http://schemas.microsoft.com/office/word/2016/wordml/cid" xmlns:w16="http://schemas.microsoft.com/office/word/2018/wordml" xmlns:w16sdtdh="http://schemas.microsoft.com/office/word/2020/wordml/sdtdatahash" xmlns:w16se="http://schemas.microsoft.com/office/word/2015/wordml/symex" xmlns:wpg="http://schemas.microsoft.com/office/word/2010/wordprocessingGroup" xmlns:wpi="http://schemas.microsoft.com/office/word/2010/wordprocessingInk" xmlns:wne="http://schemas.microsoft.com/office/word/2006/wordml" xmlns:wps="http://schemas.microsoft.com/office/word/2010/wordprocessingShape" mc:Ignorable="w14 w15 w16se w16cid w16 w16cex w16sdtdh wp14">
   <w:footnote w:type="separator" w:id="-1">
     <w:p>
       <w:r>
@@ -3239,7 +3344,7 @@
 </file>
 
 <file path=word/numbering.xml><?xml version="1.0" encoding="utf-8"?>
-<w:numbering xmlns:wpc="http://schemas.microsoft.com/office/word/2010/wordprocessingCanvas" xmlns:cx="http://schemas.microsoft.com/office/drawing/2014/chartex" xmlns:cx1="http://schemas.microsoft.com/office/drawing/2015/9/8/chartex" xmlns:cx2="http://schemas.microsoft.com/office/drawing/2015/10/21/chartex" xmlns:cx3="http://schemas.microsoft.com/office/drawing/2016/5/9/chartex" xmlns:cx4="http://schemas.microsoft.com/office/drawing/2016/5/10/chartex" xmlns:cx5="http://schemas.microsoft.com/office/drawing/2016/5/11/chartex" xmlns:cx6="http://schemas.microsoft.com/office/drawing/2016/5/12/chartex" xmlns:cx7="http://schemas.microsoft.com/office/drawing/2016/5/13/chartex" xmlns:cx8="http://schemas.microsoft.com/office/drawing/2016/5/14/chartex" xmlns:mc="http://schemas.openxmlformats.org/markup-compatibility/2006" xmlns:aink="http://schemas.microsoft.com/office/drawing/2016/ink" xmlns:am3d="http://schemas.microsoft.com/office/drawing/2017/model3d" xmlns:o="urn:schemas-microsoft-com:office:office" xmlns:oel="http://schemas.microsoft.com/office/2019/extlst" xmlns:r="http://schemas.openxmlformats.org/officeDocument/2006/relationships" xmlns:m="http://schemas.openxmlformats.org/officeDocument/2006/math" xmlns:v="urn:schemas-microsoft-com:vml" xmlns:wp14="http://schemas.microsoft.com/office/word/2010/wordprocessingDrawing" xmlns:wp="http://schemas.openxmlformats.org/drawingml/2006/wordprocessingDrawing" xmlns:w10="urn:schemas-microsoft-com:office:word" xmlns:w="http://schemas.openxmlformats.org/wordprocessingml/2006/main" xmlns:w14="http://schemas.microsoft.com/office/word/2010/wordml" xmlns:w15="http://schemas.microsoft.com/office/word/2012/wordml" xmlns:w16cex="http://schemas.microsoft.com/office/word/2018/wordml/cex" xmlns:w16cid="http://schemas.microsoft.com/office/word/2016/wordml/cid" xmlns:w16="http://schemas.microsoft.com/office/word/2018/wordml" xmlns:w16du="http://schemas.microsoft.com/office/word/2023/wordml/word16du" xmlns:w16sdtdh="http://schemas.microsoft.com/office/word/2020/wordml/sdtdatahash" xmlns:w16se="http://schemas.microsoft.com/office/word/2015/wordml/symex" xmlns:wpg="http://schemas.microsoft.com/office/word/2010/wordprocessingGroup" xmlns:wpi="http://schemas.microsoft.com/office/word/2010/wordprocessingInk" xmlns:wne="http://schemas.microsoft.com/office/word/2006/wordml" xmlns:wps="http://schemas.microsoft.com/office/word/2010/wordprocessingShape" mc:Ignorable="w14 w15 w16se w16cid w16 w16cex w16sdtdh w16du wp14">
+<w:numbering xmlns:wpc="http://schemas.microsoft.com/office/word/2010/wordprocessingCanvas" xmlns:cx="http://schemas.microsoft.com/office/drawing/2014/chartex" xmlns:cx1="http://schemas.microsoft.com/office/drawing/2015/9/8/chartex" xmlns:cx2="http://schemas.microsoft.com/office/drawing/2015/10/21/chartex" xmlns:cx3="http://schemas.microsoft.com/office/drawing/2016/5/9/chartex" xmlns:cx4="http://schemas.microsoft.com/office/drawing/2016/5/10/chartex" xmlns:cx5="http://schemas.microsoft.com/office/drawing/2016/5/11/chartex" xmlns:cx6="http://schemas.microsoft.com/office/drawing/2016/5/12/chartex" xmlns:cx7="http://schemas.microsoft.com/office/drawing/2016/5/13/chartex" xmlns:cx8="http://schemas.microsoft.com/office/drawing/2016/5/14/chartex" xmlns:mc="http://schemas.openxmlformats.org/markup-compatibility/2006" xmlns:aink="http://schemas.microsoft.com/office/drawing/2016/ink" xmlns:am3d="http://schemas.microsoft.com/office/drawing/2017/model3d" xmlns:o="urn:schemas-microsoft-com:office:office" xmlns:r="http://schemas.openxmlformats.org/officeDocument/2006/relationships" xmlns:m="http://schemas.openxmlformats.org/officeDocument/2006/math" xmlns:v="urn:schemas-microsoft-com:vml" xmlns:wp14="http://schemas.microsoft.com/office/word/2010/wordprocessingDrawing" xmlns:wp="http://schemas.openxmlformats.org/drawingml/2006/wordprocessingDrawing" xmlns:w10="urn:schemas-microsoft-com:office:word" xmlns:w="http://schemas.openxmlformats.org/wordprocessingml/2006/main" xmlns:w14="http://schemas.microsoft.com/office/word/2010/wordml" xmlns:w15="http://schemas.microsoft.com/office/word/2012/wordml" xmlns:w16cex="http://schemas.microsoft.com/office/word/2018/wordml/cex" xmlns:w16cid="http://schemas.microsoft.com/office/word/2016/wordml/cid" xmlns:w16="http://schemas.microsoft.com/office/word/2018/wordml" xmlns:w16sdtdh="http://schemas.microsoft.com/office/word/2020/wordml/sdtdatahash" xmlns:w16se="http://schemas.microsoft.com/office/word/2015/wordml/symex" xmlns:wpg="http://schemas.microsoft.com/office/word/2010/wordprocessingGroup" xmlns:wpi="http://schemas.microsoft.com/office/word/2010/wordprocessingInk" xmlns:wne="http://schemas.microsoft.com/office/word/2006/wordml" xmlns:wps="http://schemas.microsoft.com/office/word/2010/wordprocessingShape" mc:Ignorable="w14 w15 w16se w16cid w16 w16cex w16sdtdh wp14">
   <w:abstractNum w:abstractNumId="0" w15:restartNumberingAfterBreak="0">
     <w:nsid w:val="0421186D"/>
     <w:multiLevelType w:val="multilevel"/>
@@ -8540,142 +8645,142 @@
       </w:rPr>
     </w:lvl>
   </w:abstractNum>
-  <w:num w:numId="1" w16cid:durableId="1570916309">
+  <w:num w:numId="1">
     <w:abstractNumId w:val="3"/>
   </w:num>
-  <w:num w:numId="2" w16cid:durableId="1745106556">
+  <w:num w:numId="2">
     <w:abstractNumId w:val="20"/>
   </w:num>
-  <w:num w:numId="3" w16cid:durableId="715393635">
+  <w:num w:numId="3">
     <w:abstractNumId w:val="18"/>
   </w:num>
-  <w:num w:numId="4" w16cid:durableId="1358116674">
+  <w:num w:numId="4">
     <w:abstractNumId w:val="17"/>
   </w:num>
-  <w:num w:numId="5" w16cid:durableId="204220094">
+  <w:num w:numId="5">
     <w:abstractNumId w:val="5"/>
   </w:num>
-  <w:num w:numId="6" w16cid:durableId="1401488410">
+  <w:num w:numId="6">
     <w:abstractNumId w:val="22"/>
   </w:num>
-  <w:num w:numId="7" w16cid:durableId="977567147">
+  <w:num w:numId="7">
     <w:abstractNumId w:val="26"/>
   </w:num>
-  <w:num w:numId="8" w16cid:durableId="1270313139">
+  <w:num w:numId="8">
     <w:abstractNumId w:val="35"/>
   </w:num>
-  <w:num w:numId="9" w16cid:durableId="1771197777">
+  <w:num w:numId="9">
     <w:abstractNumId w:val="8"/>
   </w:num>
-  <w:num w:numId="10" w16cid:durableId="387149561">
+  <w:num w:numId="10">
     <w:abstractNumId w:val="33"/>
   </w:num>
-  <w:num w:numId="11" w16cid:durableId="1572085171">
+  <w:num w:numId="11">
     <w:abstractNumId w:val="13"/>
   </w:num>
-  <w:num w:numId="12" w16cid:durableId="388460352">
+  <w:num w:numId="12">
     <w:abstractNumId w:val="12"/>
   </w:num>
-  <w:num w:numId="13" w16cid:durableId="568077577">
+  <w:num w:numId="13">
     <w:abstractNumId w:val="4"/>
   </w:num>
-  <w:num w:numId="14" w16cid:durableId="1101678859">
+  <w:num w:numId="14">
     <w:abstractNumId w:val="44"/>
   </w:num>
-  <w:num w:numId="15" w16cid:durableId="793790226">
+  <w:num w:numId="15">
     <w:abstractNumId w:val="19"/>
   </w:num>
-  <w:num w:numId="16" w16cid:durableId="1163817143">
+  <w:num w:numId="16">
     <w:abstractNumId w:val="6"/>
   </w:num>
-  <w:num w:numId="17" w16cid:durableId="1401637369">
+  <w:num w:numId="17">
     <w:abstractNumId w:val="16"/>
   </w:num>
-  <w:num w:numId="18" w16cid:durableId="1343971616">
+  <w:num w:numId="18">
     <w:abstractNumId w:val="31"/>
   </w:num>
-  <w:num w:numId="19" w16cid:durableId="313486090">
+  <w:num w:numId="19">
     <w:abstractNumId w:val="25"/>
   </w:num>
-  <w:num w:numId="20" w16cid:durableId="1846242789">
+  <w:num w:numId="20">
     <w:abstractNumId w:val="21"/>
   </w:num>
-  <w:num w:numId="21" w16cid:durableId="828136471">
+  <w:num w:numId="21">
     <w:abstractNumId w:val="38"/>
   </w:num>
-  <w:num w:numId="22" w16cid:durableId="1361855160">
+  <w:num w:numId="22">
     <w:abstractNumId w:val="40"/>
   </w:num>
-  <w:num w:numId="23" w16cid:durableId="1615818799">
+  <w:num w:numId="23">
     <w:abstractNumId w:val="10"/>
   </w:num>
-  <w:num w:numId="24" w16cid:durableId="487671112">
+  <w:num w:numId="24">
     <w:abstractNumId w:val="36"/>
   </w:num>
-  <w:num w:numId="25" w16cid:durableId="1321926922">
+  <w:num w:numId="25">
     <w:abstractNumId w:val="30"/>
   </w:num>
-  <w:num w:numId="26" w16cid:durableId="2112897112">
+  <w:num w:numId="26">
     <w:abstractNumId w:val="0"/>
   </w:num>
-  <w:num w:numId="27" w16cid:durableId="990140550">
+  <w:num w:numId="27">
     <w:abstractNumId w:val="23"/>
   </w:num>
-  <w:num w:numId="28" w16cid:durableId="495538229">
+  <w:num w:numId="28">
     <w:abstractNumId w:val="27"/>
   </w:num>
-  <w:num w:numId="29" w16cid:durableId="1255438682">
+  <w:num w:numId="29">
     <w:abstractNumId w:val="29"/>
   </w:num>
-  <w:num w:numId="30" w16cid:durableId="352802057">
+  <w:num w:numId="30">
     <w:abstractNumId w:val="28"/>
   </w:num>
-  <w:num w:numId="31" w16cid:durableId="449982151">
+  <w:num w:numId="31">
     <w:abstractNumId w:val="42"/>
   </w:num>
-  <w:num w:numId="32" w16cid:durableId="758217522">
+  <w:num w:numId="32">
     <w:abstractNumId w:val="9"/>
   </w:num>
-  <w:num w:numId="33" w16cid:durableId="990983992">
+  <w:num w:numId="33">
     <w:abstractNumId w:val="15"/>
   </w:num>
-  <w:num w:numId="34" w16cid:durableId="644511826">
+  <w:num w:numId="34">
     <w:abstractNumId w:val="7"/>
   </w:num>
-  <w:num w:numId="35" w16cid:durableId="8879218">
+  <w:num w:numId="35">
     <w:abstractNumId w:val="34"/>
   </w:num>
-  <w:num w:numId="36" w16cid:durableId="1154836909">
+  <w:num w:numId="36">
     <w:abstractNumId w:val="45"/>
   </w:num>
-  <w:num w:numId="37" w16cid:durableId="611590207">
+  <w:num w:numId="37">
     <w:abstractNumId w:val="43"/>
   </w:num>
-  <w:num w:numId="38" w16cid:durableId="335495533">
+  <w:num w:numId="38">
     <w:abstractNumId w:val="2"/>
   </w:num>
-  <w:num w:numId="39" w16cid:durableId="2119182175">
+  <w:num w:numId="39">
     <w:abstractNumId w:val="41"/>
   </w:num>
-  <w:num w:numId="40" w16cid:durableId="752818976">
+  <w:num w:numId="40">
     <w:abstractNumId w:val="1"/>
   </w:num>
-  <w:num w:numId="41" w16cid:durableId="1106197172">
+  <w:num w:numId="41">
     <w:abstractNumId w:val="37"/>
   </w:num>
-  <w:num w:numId="42" w16cid:durableId="363210509">
+  <w:num w:numId="42">
     <w:abstractNumId w:val="32"/>
   </w:num>
-  <w:num w:numId="43" w16cid:durableId="1874538469">
+  <w:num w:numId="43">
     <w:abstractNumId w:val="39"/>
   </w:num>
-  <w:num w:numId="44" w16cid:durableId="1835532379">
+  <w:num w:numId="44">
     <w:abstractNumId w:val="24"/>
   </w:num>
-  <w:num w:numId="45" w16cid:durableId="1439179829">
+  <w:num w:numId="45">
     <w:abstractNumId w:val="11"/>
   </w:num>
-  <w:num w:numId="46" w16cid:durableId="1858226098">
+  <w:num w:numId="46">
     <w:abstractNumId w:val="14"/>
   </w:num>
   <w:numIdMacAtCleanup w:val="46"/>
@@ -8683,7 +8788,7 @@
 </file>
 
 <file path=word/styles.xml><?xml version="1.0" encoding="utf-8"?>
-<w:styles xmlns:mc="http://schemas.openxmlformats.org/markup-compatibility/2006" xmlns:r="http://schemas.openxmlformats.org/officeDocument/2006/relationships" xmlns:w="http://schemas.openxmlformats.org/wordprocessingml/2006/main" xmlns:w14="http://schemas.microsoft.com/office/word/2010/wordml" xmlns:w15="http://schemas.microsoft.com/office/word/2012/wordml" xmlns:w16cex="http://schemas.microsoft.com/office/word/2018/wordml/cex" xmlns:w16cid="http://schemas.microsoft.com/office/word/2016/wordml/cid" xmlns:w16="http://schemas.microsoft.com/office/word/2018/wordml" xmlns:w16du="http://schemas.microsoft.com/office/word/2023/wordml/word16du" xmlns:w16sdtdh="http://schemas.microsoft.com/office/word/2020/wordml/sdtdatahash" xmlns:w16se="http://schemas.microsoft.com/office/word/2015/wordml/symex" mc:Ignorable="w14 w15 w16se w16cid w16 w16cex w16sdtdh w16du">
+<w:styles xmlns:mc="http://schemas.openxmlformats.org/markup-compatibility/2006" xmlns:r="http://schemas.openxmlformats.org/officeDocument/2006/relationships" xmlns:w="http://schemas.openxmlformats.org/wordprocessingml/2006/main" xmlns:w14="http://schemas.microsoft.com/office/word/2010/wordml" xmlns:w15="http://schemas.microsoft.com/office/word/2012/wordml" xmlns:w16cex="http://schemas.microsoft.com/office/word/2018/wordml/cex" xmlns:w16cid="http://schemas.microsoft.com/office/word/2016/wordml/cid" xmlns:w16="http://schemas.microsoft.com/office/word/2018/wordml" xmlns:w16sdtdh="http://schemas.microsoft.com/office/word/2020/wordml/sdtdatahash" xmlns:w16se="http://schemas.microsoft.com/office/word/2015/wordml/symex" mc:Ignorable="w14 w15 w16se w16cid w16 w16cex w16sdtdh">
   <w:docDefaults>
     <w:rPrDefault>
       <w:rPr>
@@ -9077,7 +9182,7 @@
     <w:lsdException w:name="Unresolved Mention" w:semiHidden="1" w:unhideWhenUsed="1"/>
     <w:lsdException w:name="Smart Link" w:semiHidden="1" w:unhideWhenUsed="1"/>
   </w:latentStyles>
-  <w:style w:type="paragraph" w:default="1" w:styleId="Normal">
+  <w:style w:type="paragraph" w:default="1" w:styleId="a">
     <w:name w:val="Normal"/>
     <w:qFormat/>
     <w:rsid w:val="005A2A15"/>
@@ -9089,11 +9194,11 @@
       <w:szCs w:val="24"/>
     </w:rPr>
   </w:style>
-  <w:style w:type="paragraph" w:styleId="Heading1">
+  <w:style w:type="paragraph" w:styleId="1">
     <w:name w:val="heading 1"/>
-    <w:basedOn w:val="Normal"/>
-    <w:next w:val="Normal"/>
-    <w:link w:val="Heading1Char"/>
+    <w:basedOn w:val="a"/>
+    <w:next w:val="a"/>
+    <w:link w:val="10"/>
     <w:uiPriority w:val="99"/>
     <w:qFormat/>
     <w:rsid w:val="005A2A15"/>
@@ -9113,11 +9218,11 @@
       <w:szCs w:val="28"/>
     </w:rPr>
   </w:style>
-  <w:style w:type="paragraph" w:styleId="Heading2">
+  <w:style w:type="paragraph" w:styleId="2">
     <w:name w:val="heading 2"/>
-    <w:basedOn w:val="Normal"/>
-    <w:next w:val="Normal"/>
-    <w:link w:val="Heading2Char"/>
+    <w:basedOn w:val="a"/>
+    <w:next w:val="a"/>
+    <w:link w:val="20"/>
     <w:uiPriority w:val="99"/>
     <w:qFormat/>
     <w:rsid w:val="005A2A15"/>
@@ -9137,11 +9242,11 @@
       <w:szCs w:val="20"/>
     </w:rPr>
   </w:style>
-  <w:style w:type="paragraph" w:styleId="Heading3">
+  <w:style w:type="paragraph" w:styleId="3">
     <w:name w:val="heading 3"/>
-    <w:basedOn w:val="Normal"/>
-    <w:next w:val="Normal"/>
-    <w:link w:val="Heading3Char"/>
+    <w:basedOn w:val="a"/>
+    <w:next w:val="a"/>
+    <w:link w:val="30"/>
     <w:uiPriority w:val="99"/>
     <w:qFormat/>
     <w:rsid w:val="005A2A15"/>
@@ -9161,11 +9266,11 @@
       <w:lang w:val="en-US"/>
     </w:rPr>
   </w:style>
-  <w:style w:type="paragraph" w:styleId="Heading4">
+  <w:style w:type="paragraph" w:styleId="4">
     <w:name w:val="heading 4"/>
-    <w:basedOn w:val="Normal"/>
-    <w:next w:val="Normal"/>
-    <w:link w:val="Heading4Char"/>
+    <w:basedOn w:val="a"/>
+    <w:next w:val="a"/>
+    <w:link w:val="40"/>
     <w:uiPriority w:val="99"/>
     <w:qFormat/>
     <w:rsid w:val="005A2A15"/>
@@ -9185,12 +9290,13 @@
       <w:szCs w:val="32"/>
     </w:rPr>
   </w:style>
-  <w:style w:type="character" w:default="1" w:styleId="DefaultParagraphFont">
+  <w:style w:type="character" w:default="1" w:styleId="a0">
     <w:name w:val="Default Paragraph Font"/>
     <w:uiPriority w:val="1"/>
+    <w:semiHidden/>
     <w:unhideWhenUsed/>
   </w:style>
-  <w:style w:type="table" w:default="1" w:styleId="TableNormal">
+  <w:style w:type="table" w:default="1" w:styleId="a1">
     <w:name w:val="Normal Table"/>
     <w:uiPriority w:val="99"/>
     <w:semiHidden/>
@@ -9205,16 +9311,16 @@
       </w:tblCellMar>
     </w:tblPr>
   </w:style>
-  <w:style w:type="numbering" w:default="1" w:styleId="NoList">
+  <w:style w:type="numbering" w:default="1" w:styleId="a2">
     <w:name w:val="No List"/>
     <w:uiPriority w:val="99"/>
     <w:semiHidden/>
     <w:unhideWhenUsed/>
   </w:style>
-  <w:style w:type="character" w:customStyle="1" w:styleId="Heading1Char">
-    <w:name w:val="Heading 1 Char"/>
-    <w:basedOn w:val="DefaultParagraphFont"/>
-    <w:link w:val="Heading1"/>
+  <w:style w:type="character" w:customStyle="1" w:styleId="10">
+    <w:name w:val="Заголовок 1 Знак"/>
+    <w:basedOn w:val="a0"/>
+    <w:link w:val="1"/>
     <w:uiPriority w:val="99"/>
     <w:locked/>
     <w:rsid w:val="005A2A15"/>
@@ -9227,10 +9333,10 @@
       <w:szCs w:val="32"/>
     </w:rPr>
   </w:style>
-  <w:style w:type="character" w:customStyle="1" w:styleId="Heading2Char">
-    <w:name w:val="Heading 2 Char"/>
-    <w:basedOn w:val="DefaultParagraphFont"/>
-    <w:link w:val="Heading2"/>
+  <w:style w:type="character" w:customStyle="1" w:styleId="20">
+    <w:name w:val="Заголовок 2 Знак"/>
+    <w:basedOn w:val="a0"/>
+    <w:link w:val="2"/>
     <w:uiPriority w:val="99"/>
     <w:semiHidden/>
     <w:locked/>
@@ -9245,10 +9351,10 @@
       <w:szCs w:val="28"/>
     </w:rPr>
   </w:style>
-  <w:style w:type="character" w:customStyle="1" w:styleId="Heading3Char">
-    <w:name w:val="Heading 3 Char"/>
-    <w:basedOn w:val="DefaultParagraphFont"/>
-    <w:link w:val="Heading3"/>
+  <w:style w:type="character" w:customStyle="1" w:styleId="30">
+    <w:name w:val="Заголовок 3 Знак"/>
+    <w:basedOn w:val="a0"/>
+    <w:link w:val="3"/>
     <w:uiPriority w:val="99"/>
     <w:semiHidden/>
     <w:locked/>
@@ -9261,10 +9367,10 @@
       <w:szCs w:val="26"/>
     </w:rPr>
   </w:style>
-  <w:style w:type="character" w:customStyle="1" w:styleId="Heading4Char">
-    <w:name w:val="Heading 4 Char"/>
-    <w:basedOn w:val="DefaultParagraphFont"/>
-    <w:link w:val="Heading4"/>
+  <w:style w:type="character" w:customStyle="1" w:styleId="40">
+    <w:name w:val="Заголовок 4 Знак"/>
+    <w:basedOn w:val="a0"/>
+    <w:link w:val="4"/>
     <w:uiPriority w:val="99"/>
     <w:semiHidden/>
     <w:locked/>
@@ -9277,10 +9383,10 @@
       <w:szCs w:val="28"/>
     </w:rPr>
   </w:style>
-  <w:style w:type="paragraph" w:styleId="Title">
+  <w:style w:type="paragraph" w:styleId="a3">
     <w:name w:val="Title"/>
-    <w:basedOn w:val="Normal"/>
-    <w:link w:val="TitleChar"/>
+    <w:basedOn w:val="a"/>
+    <w:link w:val="a4"/>
     <w:uiPriority w:val="99"/>
     <w:qFormat/>
     <w:rsid w:val="005A2A15"/>
@@ -9298,10 +9404,10 @@
       <w:szCs w:val="20"/>
     </w:rPr>
   </w:style>
-  <w:style w:type="character" w:customStyle="1" w:styleId="TitleChar">
-    <w:name w:val="Title Char"/>
-    <w:basedOn w:val="DefaultParagraphFont"/>
-    <w:link w:val="Title"/>
+  <w:style w:type="character" w:customStyle="1" w:styleId="a4">
+    <w:name w:val="Заголовок Знак"/>
+    <w:basedOn w:val="a0"/>
+    <w:link w:val="a3"/>
     <w:uiPriority w:val="99"/>
     <w:locked/>
     <w:rsid w:val="005A2A15"/>
@@ -9314,10 +9420,10 @@
       <w:szCs w:val="32"/>
     </w:rPr>
   </w:style>
-  <w:style w:type="paragraph" w:styleId="BodyText">
+  <w:style w:type="paragraph" w:styleId="a5">
     <w:name w:val="Body Text"/>
-    <w:basedOn w:val="Normal"/>
-    <w:link w:val="BodyTextChar"/>
+    <w:basedOn w:val="a"/>
+    <w:link w:val="a6"/>
     <w:uiPriority w:val="99"/>
     <w:rsid w:val="005A2A15"/>
     <w:pPr>
@@ -9333,10 +9439,10 @@
       <w:szCs w:val="28"/>
     </w:rPr>
   </w:style>
-  <w:style w:type="character" w:customStyle="1" w:styleId="BodyTextChar">
-    <w:name w:val="Body Text Char"/>
-    <w:basedOn w:val="DefaultParagraphFont"/>
-    <w:link w:val="BodyText"/>
+  <w:style w:type="character" w:customStyle="1" w:styleId="a6">
+    <w:name w:val="Основной текст Знак"/>
+    <w:basedOn w:val="a0"/>
+    <w:link w:val="a5"/>
     <w:uiPriority w:val="99"/>
     <w:semiHidden/>
     <w:locked/>
@@ -9349,7 +9455,7 @@
   </w:style>
   <w:style w:type="paragraph" w:customStyle="1" w:styleId="H1">
     <w:name w:val="H1"/>
-    <w:basedOn w:val="Normal"/>
+    <w:basedOn w:val="a"/>
     <w:next w:val="MAINTEXT1"/>
     <w:link w:val="H10"/>
     <w:qFormat/>
@@ -9388,7 +9494,7 @@
   </w:style>
   <w:style w:type="character" w:customStyle="1" w:styleId="H10">
     <w:name w:val="H1 Знак"/>
-    <w:basedOn w:val="DefaultParagraphFont"/>
+    <w:basedOn w:val="a0"/>
     <w:link w:val="H1"/>
     <w:rsid w:val="00F26346"/>
     <w:rPr>
@@ -9410,10 +9516,10 @@
       <w:szCs w:val="28"/>
     </w:rPr>
   </w:style>
-  <w:style w:type="paragraph" w:styleId="Header">
+  <w:style w:type="paragraph" w:styleId="a7">
     <w:name w:val="header"/>
-    <w:basedOn w:val="Normal"/>
-    <w:link w:val="HeaderChar"/>
+    <w:basedOn w:val="a"/>
+    <w:link w:val="a8"/>
     <w:uiPriority w:val="99"/>
     <w:unhideWhenUsed/>
     <w:rsid w:val="0002180F"/>
@@ -9424,10 +9530,10 @@
       </w:tabs>
     </w:pPr>
   </w:style>
-  <w:style w:type="character" w:customStyle="1" w:styleId="HeaderChar">
-    <w:name w:val="Header Char"/>
-    <w:basedOn w:val="DefaultParagraphFont"/>
-    <w:link w:val="Header"/>
+  <w:style w:type="character" w:customStyle="1" w:styleId="a8">
+    <w:name w:val="Верхний колонтитул Знак"/>
+    <w:basedOn w:val="a0"/>
+    <w:link w:val="a7"/>
     <w:uiPriority w:val="99"/>
     <w:rsid w:val="0002180F"/>
     <w:rPr>
@@ -9435,10 +9541,10 @@
       <w:szCs w:val="24"/>
     </w:rPr>
   </w:style>
-  <w:style w:type="paragraph" w:styleId="Footer">
+  <w:style w:type="paragraph" w:styleId="a9">
     <w:name w:val="footer"/>
-    <w:basedOn w:val="Normal"/>
-    <w:link w:val="FooterChar"/>
+    <w:basedOn w:val="a"/>
+    <w:link w:val="aa"/>
     <w:uiPriority w:val="99"/>
     <w:unhideWhenUsed/>
     <w:rsid w:val="0002180F"/>
@@ -9449,10 +9555,10 @@
       </w:tabs>
     </w:pPr>
   </w:style>
-  <w:style w:type="character" w:customStyle="1" w:styleId="FooterChar">
-    <w:name w:val="Footer Char"/>
-    <w:basedOn w:val="DefaultParagraphFont"/>
-    <w:link w:val="Footer"/>
+  <w:style w:type="character" w:customStyle="1" w:styleId="aa">
+    <w:name w:val="Нижний колонтитул Знак"/>
+    <w:basedOn w:val="a0"/>
+    <w:link w:val="a9"/>
     <w:uiPriority w:val="99"/>
     <w:rsid w:val="0002180F"/>
     <w:rPr>
@@ -9462,7 +9568,7 @@
   </w:style>
   <w:style w:type="paragraph" w:customStyle="1" w:styleId="DIV1">
     <w:name w:val="DIV1"/>
-    <w:basedOn w:val="ListParagraph"/>
+    <w:basedOn w:val="ab"/>
     <w:next w:val="MAINTEXT1"/>
     <w:qFormat/>
     <w:rsid w:val="00C72183"/>
@@ -9480,9 +9586,9 @@
       <w:sz w:val="28"/>
     </w:rPr>
   </w:style>
-  <w:style w:type="paragraph" w:styleId="ListParagraph">
+  <w:style w:type="paragraph" w:styleId="ab">
     <w:name w:val="List Paragraph"/>
-    <w:basedOn w:val="Normal"/>
+    <w:basedOn w:val="a"/>
     <w:uiPriority w:val="34"/>
     <w:qFormat/>
     <w:rsid w:val="008331DB"/>
@@ -9491,17 +9597,17 @@
       <w:contextualSpacing/>
     </w:pPr>
   </w:style>
-  <w:style w:type="paragraph" w:styleId="Bibliography">
+  <w:style w:type="paragraph" w:styleId="ac">
     <w:name w:val="Bibliography"/>
-    <w:basedOn w:val="Normal"/>
-    <w:next w:val="Normal"/>
+    <w:basedOn w:val="a"/>
+    <w:next w:val="a"/>
     <w:uiPriority w:val="37"/>
     <w:unhideWhenUsed/>
     <w:rsid w:val="00EE1F7E"/>
   </w:style>
   <w:style w:type="paragraph" w:customStyle="1" w:styleId="DIV2">
     <w:name w:val="DIV2"/>
-    <w:basedOn w:val="ListParagraph"/>
+    <w:basedOn w:val="ab"/>
     <w:next w:val="MAINTEXT2"/>
     <w:qFormat/>
     <w:rsid w:val="00C72183"/>
@@ -9520,10 +9626,10 @@
       <w:sz w:val="28"/>
     </w:rPr>
   </w:style>
-  <w:style w:type="paragraph" w:styleId="TOC3">
+  <w:style w:type="paragraph" w:styleId="31">
     <w:name w:val="toc 3"/>
-    <w:basedOn w:val="Normal"/>
-    <w:next w:val="Normal"/>
+    <w:basedOn w:val="a"/>
+    <w:next w:val="a"/>
     <w:autoRedefine/>
     <w:uiPriority w:val="39"/>
     <w:locked/>
@@ -9536,10 +9642,10 @@
       <w:sz w:val="28"/>
     </w:rPr>
   </w:style>
-  <w:style w:type="paragraph" w:styleId="TOC1">
+  <w:style w:type="paragraph" w:styleId="11">
     <w:name w:val="toc 1"/>
-    <w:basedOn w:val="Normal"/>
-    <w:next w:val="Normal"/>
+    <w:basedOn w:val="a"/>
+    <w:next w:val="a"/>
     <w:autoRedefine/>
     <w:uiPriority w:val="39"/>
     <w:locked/>
@@ -9555,10 +9661,10 @@
       <w:sz w:val="28"/>
     </w:rPr>
   </w:style>
-  <w:style w:type="paragraph" w:styleId="TOC2">
+  <w:style w:type="paragraph" w:styleId="21">
     <w:name w:val="toc 2"/>
-    <w:basedOn w:val="Normal"/>
-    <w:next w:val="Normal"/>
+    <w:basedOn w:val="a"/>
+    <w:next w:val="a"/>
     <w:autoRedefine/>
     <w:uiPriority w:val="39"/>
     <w:locked/>
@@ -9577,9 +9683,9 @@
       <w:szCs w:val="28"/>
     </w:rPr>
   </w:style>
-  <w:style w:type="character" w:styleId="Hyperlink">
+  <w:style w:type="character" w:styleId="ad">
     <w:name w:val="Hyperlink"/>
-    <w:basedOn w:val="DefaultParagraphFont"/>
+    <w:basedOn w:val="a0"/>
     <w:uiPriority w:val="99"/>
     <w:unhideWhenUsed/>
     <w:rsid w:val="00C03BE7"/>
@@ -9598,9 +9704,9 @@
       <w:outlineLvl w:val="9"/>
     </w:pPr>
   </w:style>
-  <w:style w:type="character" w:styleId="PlaceholderText">
+  <w:style w:type="character" w:styleId="ae">
     <w:name w:val="Placeholder Text"/>
-    <w:basedOn w:val="DefaultParagraphFont"/>
+    <w:basedOn w:val="a0"/>
     <w:uiPriority w:val="99"/>
     <w:semiHidden/>
     <w:rsid w:val="00ED438A"/>
@@ -9608,9 +9714,9 @@
       <w:color w:val="808080"/>
     </w:rPr>
   </w:style>
-  <w:style w:type="table" w:styleId="TableGrid">
+  <w:style w:type="table" w:styleId="af">
     <w:name w:val="Table Grid"/>
-    <w:basedOn w:val="TableNormal"/>
+    <w:basedOn w:val="a1"/>
     <w:locked/>
     <w:rsid w:val="007151DF"/>
     <w:pPr>
@@ -9627,10 +9733,10 @@
       </w:tblBorders>
     </w:tblPr>
   </w:style>
-  <w:style w:type="paragraph" w:styleId="Caption">
+  <w:style w:type="paragraph" w:styleId="af0">
     <w:name w:val="caption"/>
-    <w:basedOn w:val="Normal"/>
-    <w:next w:val="Normal"/>
+    <w:basedOn w:val="a"/>
+    <w:next w:val="a"/>
     <w:unhideWhenUsed/>
     <w:locked/>
     <w:rsid w:val="000214A2"/>
@@ -9646,10 +9752,10 @@
       <w:szCs w:val="28"/>
     </w:rPr>
   </w:style>
-  <w:style w:type="paragraph" w:styleId="TOC4">
+  <w:style w:type="paragraph" w:styleId="41">
     <w:name w:val="toc 4"/>
-    <w:basedOn w:val="Normal"/>
-    <w:next w:val="Normal"/>
+    <w:basedOn w:val="a"/>
+    <w:next w:val="a"/>
     <w:autoRedefine/>
     <w:locked/>
     <w:rsid w:val="00CA1852"/>
@@ -9722,7 +9828,7 @@
   </w:style>
   <w:style w:type="paragraph" w:customStyle="1" w:styleId="TABLECAPTION">
     <w:name w:val="TABLE CAPTION"/>
-    <w:basedOn w:val="Caption"/>
+    <w:basedOn w:val="af0"/>
     <w:qFormat/>
     <w:rsid w:val="00C72183"/>
     <w:pPr>
@@ -9764,7 +9870,7 @@
   </w:style>
   <w:style w:type="paragraph" w:customStyle="1" w:styleId="PICTURECAPTION">
     <w:name w:val="PICTURE CAPTION"/>
-    <w:basedOn w:val="Caption"/>
+    <w:basedOn w:val="af0"/>
     <w:qFormat/>
     <w:rsid w:val="00C72183"/>
     <w:pPr>
@@ -10191,9 +10297,9 @@
       <w:jc w:val="left"/>
     </w:pPr>
   </w:style>
-  <w:style w:type="paragraph" w:styleId="NormalWeb">
+  <w:style w:type="paragraph" w:styleId="af1">
     <w:name w:val="Normal (Web)"/>
-    <w:basedOn w:val="Normal"/>
+    <w:basedOn w:val="a"/>
     <w:uiPriority w:val="99"/>
     <w:semiHidden/>
     <w:unhideWhenUsed/>
